--- a/docs/ingles/Wilson dos Santos - 25June2025.docx
+++ b/docs/ingles/Wilson dos Santos - 25June2025.docx
@@ -65,6 +65,7 @@
         <w:tc>
           <w:tcPr>
             <w:tcW w:w="3231" w:type="dxa"/>
+            <w:shd w:val="clear" w:color="auto" w:fill="auto"/>
           </w:tcPr>
           <w:bookmarkEnd w:id="0"/>
           <w:p>
@@ -115,6 +116,7 @@
         <w:tc>
           <w:tcPr>
             <w:tcW w:w="3231" w:type="dxa"/>
+            <w:shd w:val="clear" w:color="auto" w:fill="auto"/>
           </w:tcPr>
           <w:p>
             <w:pPr>
@@ -146,6 +148,7 @@
         <w:tc>
           <w:tcPr>
             <w:tcW w:w="3231" w:type="dxa"/>
+            <w:shd w:val="clear" w:color="auto" w:fill="auto"/>
           </w:tcPr>
           <w:p>
             <w:pPr>
@@ -160,24 +163,6 @@
                 <w:lang w:val="pt-BR"/>
               </w:rPr>
             </w:pPr>
-            <w:proofErr w:type="spellStart"/>
-            <w:r>
-              <w:rPr>
-                <w:rFonts w:ascii="Aptos" w:hAnsi="Aptos"/>
-                <w:b/>
-                <w:bCs/>
-                <w:lang w:val="pt-BR"/>
-              </w:rPr>
-              <w:t>On</w:t>
-            </w:r>
-            <w:proofErr w:type="spellEnd"/>
-            <w:r>
-              <w:rPr>
-                <w:rFonts w:ascii="Aptos" w:hAnsi="Aptos"/>
-                <w:lang w:val="pt-BR"/>
-              </w:rPr>
-              <w:t xml:space="preserve"> Python</w:t>
-            </w:r>
           </w:p>
         </w:tc>
         <w:tc>
@@ -197,185 +182,12 @@
                 <w:lang w:val="pt-BR"/>
               </w:rPr>
             </w:pPr>
-            <w:r>
-              <w:rPr>
-                <w:rFonts w:ascii="Aptos" w:hAnsi="Aptos"/>
-                <w:lang w:val="pt-BR"/>
-              </w:rPr>
-              <w:t xml:space="preserve">Interact </w:t>
-            </w:r>
-            <w:proofErr w:type="spellStart"/>
-            <w:r>
-              <w:rPr>
-                <w:rFonts w:ascii="Aptos" w:hAnsi="Aptos"/>
-                <w:lang w:val="pt-BR"/>
-              </w:rPr>
-              <w:t>with</w:t>
-            </w:r>
-            <w:proofErr w:type="spellEnd"/>
-            <w:r>
-              <w:rPr>
-                <w:rFonts w:ascii="Aptos" w:hAnsi="Aptos"/>
-                <w:lang w:val="pt-BR"/>
-              </w:rPr>
-              <w:t xml:space="preserve"> </w:t>
-            </w:r>
-            <w:proofErr w:type="spellStart"/>
-            <w:r>
-              <w:rPr>
-                <w:rFonts w:ascii="Aptos" w:hAnsi="Aptos"/>
-                <w:lang w:val="pt-BR"/>
-              </w:rPr>
-              <w:t>each</w:t>
-            </w:r>
-            <w:proofErr w:type="spellEnd"/>
-            <w:r>
-              <w:rPr>
-                <w:rFonts w:ascii="Aptos" w:hAnsi="Aptos"/>
-                <w:lang w:val="pt-BR"/>
-              </w:rPr>
-              <w:t xml:space="preserve"> </w:t>
-            </w:r>
-            <w:proofErr w:type="spellStart"/>
-            <w:r>
-              <w:rPr>
-                <w:rFonts w:ascii="Aptos" w:hAnsi="Aptos"/>
-                <w:lang w:val="pt-BR"/>
-              </w:rPr>
-              <w:t>other</w:t>
-            </w:r>
-            <w:proofErr w:type="spellEnd"/>
-          </w:p>
-          <w:p>
-            <w:pPr>
-              <w:pStyle w:val="ListParagraph"/>
-              <w:numPr>
-                <w:ilvl w:val="0"/>
-                <w:numId w:val="1"/>
-              </w:numPr>
-              <w:ind w:left="284" w:hanging="284"/>
-              <w:rPr>
-                <w:rFonts w:ascii="Aptos" w:hAnsi="Aptos"/>
-              </w:rPr>
-            </w:pPr>
-            <w:r>
-              <w:rPr>
-                <w:rFonts w:ascii="Aptos" w:hAnsi="Aptos"/>
-              </w:rPr>
-              <w:t xml:space="preserve">The code </w:t>
-            </w:r>
-            <w:r>
-              <w:rPr>
-                <w:rFonts w:ascii="Aptos" w:hAnsi="Aptos"/>
-                <w:b/>
-                <w:bCs/>
-              </w:rPr>
-              <w:t xml:space="preserve">doesn’t </w:t>
-            </w:r>
-            <w:r>
-              <w:rPr>
-                <w:rFonts w:ascii="Aptos" w:hAnsi="Aptos"/>
-              </w:rPr>
-              <w:t xml:space="preserve">support </w:t>
-            </w:r>
-            <w:r>
-              <w:rPr>
-                <w:rFonts w:ascii="Aptos" w:hAnsi="Aptos"/>
-              </w:rPr>
-              <w:t>pro</w:t>
-            </w:r>
-            <w:r>
-              <w:rPr>
-                <w:rFonts w:ascii="Aptos" w:hAnsi="Aptos"/>
-              </w:rPr>
-              <w:t>duction at scale.</w:t>
-            </w:r>
-          </w:p>
-          <w:p>
-            <w:pPr>
-              <w:pStyle w:val="ListParagraph"/>
-              <w:numPr>
-                <w:ilvl w:val="0"/>
-                <w:numId w:val="1"/>
-              </w:numPr>
-              <w:ind w:left="284" w:hanging="284"/>
-              <w:rPr>
-                <w:rFonts w:ascii="Aptos" w:hAnsi="Aptos"/>
-              </w:rPr>
-            </w:pPr>
-            <w:r>
-              <w:rPr>
-                <w:rFonts w:ascii="Aptos" w:hAnsi="Aptos"/>
-              </w:rPr>
-              <w:t>I’m planning to do</w:t>
-            </w:r>
-            <w:r>
-              <w:rPr>
-                <w:rFonts w:ascii="Aptos" w:hAnsi="Aptos"/>
-              </w:rPr>
-              <w:t xml:space="preserve"> / carry out </w:t>
-            </w:r>
-            <w:r>
-              <w:rPr>
-                <w:rFonts w:ascii="Aptos" w:hAnsi="Aptos"/>
-              </w:rPr>
-              <w:t>this</w:t>
-            </w:r>
-            <w:r>
-              <w:rPr>
-                <w:rFonts w:ascii="Aptos" w:hAnsi="Aptos"/>
-              </w:rPr>
-              <w:t xml:space="preserve"> migration in the </w:t>
-            </w:r>
-            <w:r>
-              <w:rPr>
-                <w:rFonts w:ascii="Aptos" w:hAnsi="Aptos"/>
-              </w:rPr>
-              <w:t>second week of next month.</w:t>
-            </w:r>
-          </w:p>
-          <w:p>
-            <w:pPr>
-              <w:pStyle w:val="ListParagraph"/>
-              <w:numPr>
-                <w:ilvl w:val="0"/>
-                <w:numId w:val="1"/>
-              </w:numPr>
-              <w:ind w:left="284" w:hanging="284"/>
-              <w:rPr>
-                <w:rFonts w:ascii="Aptos" w:hAnsi="Aptos"/>
-              </w:rPr>
-            </w:pPr>
-            <w:r>
-              <w:rPr>
-                <w:rFonts w:ascii="Aptos" w:hAnsi="Aptos"/>
-              </w:rPr>
-              <w:t>Totally functional</w:t>
-            </w:r>
-          </w:p>
-          <w:p>
-            <w:pPr>
-              <w:pStyle w:val="ListParagraph"/>
-              <w:numPr>
-                <w:ilvl w:val="0"/>
-                <w:numId w:val="1"/>
-              </w:numPr>
-              <w:ind w:left="284" w:hanging="284"/>
-              <w:rPr>
-                <w:rFonts w:ascii="Aptos" w:hAnsi="Aptos"/>
-              </w:rPr>
-            </w:pPr>
-            <w:r>
-              <w:rPr>
-                <w:rFonts w:ascii="Aptos" w:hAnsi="Aptos"/>
-              </w:rPr>
-              <w:t>Because of the large scale of this project</w:t>
-            </w:r>
           </w:p>
         </w:tc>
         <w:tc>
           <w:tcPr>
             <w:tcW w:w="3231" w:type="dxa"/>
+            <w:shd w:val="clear" w:color="auto" w:fill="auto"/>
           </w:tcPr>
           <w:p>
             <w:pPr>
@@ -390,265 +202,6 @@
                 <w:lang w:val="pt-BR"/>
               </w:rPr>
             </w:pPr>
-            <w:proofErr w:type="spellStart"/>
-            <w:r>
-              <w:rPr>
-                <w:rFonts w:ascii="Aptos" w:hAnsi="Aptos"/>
-                <w:lang w:val="pt-BR"/>
-              </w:rPr>
-              <w:t>P</w:t>
-            </w:r>
-            <w:r>
-              <w:rPr>
-                <w:rFonts w:ascii="Aptos" w:hAnsi="Aptos"/>
-                <w:lang w:val="pt-BR"/>
-              </w:rPr>
-              <w:t>rocess</w:t>
-            </w:r>
-            <w:proofErr w:type="spellEnd"/>
-          </w:p>
-          <w:p>
-            <w:pPr>
-              <w:pStyle w:val="ListParagraph"/>
-              <w:numPr>
-                <w:ilvl w:val="0"/>
-                <w:numId w:val="1"/>
-              </w:numPr>
-              <w:ind w:left="284" w:hanging="284"/>
-              <w:rPr>
-                <w:rFonts w:ascii="Aptos" w:hAnsi="Aptos"/>
-                <w:lang w:val="pt-BR"/>
-              </w:rPr>
-            </w:pPr>
-            <w:r>
-              <w:rPr>
-                <w:rFonts w:ascii="Aptos" w:hAnsi="Aptos"/>
-                <w:lang w:val="pt-BR"/>
-              </w:rPr>
-              <w:t>Processes</w:t>
-            </w:r>
-          </w:p>
-          <w:p>
-            <w:pPr>
-              <w:pStyle w:val="ListParagraph"/>
-              <w:numPr>
-                <w:ilvl w:val="0"/>
-                <w:numId w:val="1"/>
-              </w:numPr>
-              <w:ind w:left="284" w:hanging="284"/>
-              <w:rPr>
-                <w:rFonts w:ascii="Aptos" w:hAnsi="Aptos"/>
-                <w:lang w:val="pt-BR"/>
-              </w:rPr>
-            </w:pPr>
-            <w:r>
-              <w:rPr>
-                <w:rFonts w:ascii="Aptos" w:hAnsi="Aptos"/>
-                <w:lang w:val="pt-BR"/>
-              </w:rPr>
-              <w:t>Business</w:t>
-            </w:r>
-          </w:p>
-          <w:p>
-            <w:pPr>
-              <w:pStyle w:val="ListParagraph"/>
-              <w:numPr>
-                <w:ilvl w:val="0"/>
-                <w:numId w:val="1"/>
-              </w:numPr>
-              <w:ind w:left="284" w:hanging="284"/>
-              <w:rPr>
-                <w:rFonts w:ascii="Aptos" w:hAnsi="Aptos"/>
-                <w:lang w:val="pt-BR"/>
-              </w:rPr>
-            </w:pPr>
-            <w:r>
-              <w:rPr>
-                <w:rFonts w:ascii="Aptos" w:hAnsi="Aptos"/>
-                <w:lang w:val="pt-BR"/>
-              </w:rPr>
-              <w:t>B</w:t>
-            </w:r>
-            <w:r>
-              <w:rPr>
-                <w:rFonts w:ascii="Aptos" w:hAnsi="Aptos"/>
-                <w:lang w:val="pt-BR"/>
-              </w:rPr>
-              <w:t>usinesses</w:t>
-            </w:r>
-          </w:p>
-          <w:p>
-            <w:pPr>
-              <w:pStyle w:val="ListParagraph"/>
-              <w:numPr>
-                <w:ilvl w:val="0"/>
-                <w:numId w:val="1"/>
-              </w:numPr>
-              <w:ind w:left="284" w:hanging="284"/>
-              <w:rPr>
-                <w:rFonts w:ascii="Aptos" w:hAnsi="Aptos"/>
-                <w:lang w:val="pt-BR"/>
-              </w:rPr>
-            </w:pPr>
-            <w:r>
-              <w:rPr>
-                <w:rFonts w:ascii="Aptos" w:hAnsi="Aptos"/>
-                <w:lang w:val="pt-BR"/>
-              </w:rPr>
-              <w:t>Execute</w:t>
-            </w:r>
-          </w:p>
-          <w:p>
-            <w:pPr>
-              <w:pStyle w:val="ListParagraph"/>
-              <w:numPr>
-                <w:ilvl w:val="0"/>
-                <w:numId w:val="1"/>
-              </w:numPr>
-              <w:ind w:left="284" w:hanging="284"/>
-              <w:rPr>
-                <w:rFonts w:ascii="Aptos" w:hAnsi="Aptos"/>
-                <w:lang w:val="pt-BR"/>
-              </w:rPr>
-            </w:pPr>
-            <w:proofErr w:type="spellStart"/>
-            <w:r>
-              <w:rPr>
-                <w:rFonts w:ascii="Aptos" w:hAnsi="Aptos"/>
-                <w:lang w:val="pt-BR"/>
-              </w:rPr>
-              <w:t>M</w:t>
-            </w:r>
-            <w:r>
-              <w:rPr>
-                <w:rFonts w:ascii="Aptos" w:hAnsi="Aptos"/>
-                <w:lang w:val="pt-BR"/>
-              </w:rPr>
-              <w:t>igrate</w:t>
-            </w:r>
-            <w:proofErr w:type="spellEnd"/>
-          </w:p>
-          <w:p>
-            <w:pPr>
-              <w:pStyle w:val="ListParagraph"/>
-              <w:numPr>
-                <w:ilvl w:val="0"/>
-                <w:numId w:val="1"/>
-              </w:numPr>
-              <w:ind w:left="284" w:hanging="284"/>
-              <w:rPr>
-                <w:rFonts w:ascii="Aptos" w:hAnsi="Aptos"/>
-                <w:lang w:val="pt-BR"/>
-              </w:rPr>
-            </w:pPr>
-            <w:proofErr w:type="spellStart"/>
-            <w:r>
-              <w:rPr>
-                <w:rFonts w:ascii="Aptos" w:hAnsi="Aptos"/>
-                <w:lang w:val="pt-BR"/>
-              </w:rPr>
-              <w:t>Migration</w:t>
-            </w:r>
-            <w:proofErr w:type="spellEnd"/>
-          </w:p>
-          <w:p>
-            <w:pPr>
-              <w:pStyle w:val="ListParagraph"/>
-              <w:numPr>
-                <w:ilvl w:val="0"/>
-                <w:numId w:val="1"/>
-              </w:numPr>
-              <w:ind w:left="284" w:hanging="284"/>
-              <w:rPr>
-                <w:rFonts w:ascii="Aptos" w:hAnsi="Aptos"/>
-                <w:lang w:val="pt-BR"/>
-              </w:rPr>
-            </w:pPr>
-            <w:proofErr w:type="spellStart"/>
-            <w:r>
-              <w:rPr>
-                <w:rFonts w:ascii="Aptos" w:hAnsi="Aptos"/>
-                <w:lang w:val="pt-BR"/>
-              </w:rPr>
-              <w:t>Called</w:t>
-            </w:r>
-            <w:proofErr w:type="spellEnd"/>
-          </w:p>
-          <w:p>
-            <w:pPr>
-              <w:pStyle w:val="ListParagraph"/>
-              <w:numPr>
-                <w:ilvl w:val="0"/>
-                <w:numId w:val="1"/>
-              </w:numPr>
-              <w:ind w:left="284" w:hanging="284"/>
-              <w:rPr>
-                <w:rFonts w:ascii="Aptos" w:hAnsi="Aptos"/>
-                <w:lang w:val="pt-BR"/>
-              </w:rPr>
-            </w:pPr>
-            <w:proofErr w:type="spellStart"/>
-            <w:r>
-              <w:rPr>
-                <w:rFonts w:ascii="Aptos" w:hAnsi="Aptos"/>
-                <w:lang w:val="pt-BR"/>
-              </w:rPr>
-              <w:t>Multi</w:t>
-            </w:r>
-            <w:proofErr w:type="spellEnd"/>
-          </w:p>
-          <w:p>
-            <w:pPr>
-              <w:pStyle w:val="ListParagraph"/>
-              <w:numPr>
-                <w:ilvl w:val="0"/>
-                <w:numId w:val="1"/>
-              </w:numPr>
-              <w:ind w:left="284" w:hanging="284"/>
-              <w:rPr>
-                <w:rFonts w:ascii="Aptos" w:hAnsi="Aptos"/>
-                <w:lang w:val="pt-BR"/>
-              </w:rPr>
-            </w:pPr>
-            <w:proofErr w:type="spellStart"/>
-            <w:r>
-              <w:rPr>
-                <w:rFonts w:ascii="Aptos" w:hAnsi="Aptos"/>
-                <w:lang w:val="pt-BR"/>
-              </w:rPr>
-              <w:t>B</w:t>
-            </w:r>
-            <w:r>
-              <w:rPr>
-                <w:rFonts w:ascii="Aptos" w:hAnsi="Aptos"/>
-                <w:lang w:val="pt-BR"/>
-              </w:rPr>
-              <w:t>ecause</w:t>
-            </w:r>
-            <w:proofErr w:type="spellEnd"/>
-            <w:r>
-              <w:rPr>
-                <w:rFonts w:ascii="Aptos" w:hAnsi="Aptos"/>
-                <w:lang w:val="pt-BR"/>
-              </w:rPr>
-              <w:t xml:space="preserve"> - /</w:t>
-            </w:r>
-            <w:proofErr w:type="spellStart"/>
-            <w:r>
-              <w:rPr>
-                <w:rFonts w:ascii="Aptos" w:hAnsi="Aptos"/>
-                <w:lang w:val="pt-BR"/>
-              </w:rPr>
-              <w:t>bikóz</w:t>
-            </w:r>
-            <w:proofErr w:type="spellEnd"/>
-            <w:r>
-              <w:rPr>
-                <w:rFonts w:ascii="Aptos" w:hAnsi="Aptos"/>
-                <w:lang w:val="pt-BR"/>
-              </w:rPr>
-              <w:t>/</w:t>
-            </w:r>
           </w:p>
         </w:tc>
       </w:tr>
@@ -695,9 +248,17 @@
           <w:bCs/>
           <w:lang w:val="pt-BR"/>
         </w:rPr>
-        <w:t xml:space="preserve">Key </w:t>
+        <w:t xml:space="preserve">Key expressions </w:t>
       </w:r>
-      <w:proofErr w:type="spellStart"/>
+    </w:p>
+    <w:p>
+      <w:pPr>
+        <w:ind w:left="0"/>
+        <w:rPr>
+          <w:rFonts w:ascii="Aptos" w:hAnsi="Aptos"/>
+          <w:lang w:val="pt-BR"/>
+        </w:rPr>
+      </w:pPr>
       <w:r>
         <w:rPr>
           <w:rFonts w:ascii="Aptos" w:hAnsi="Aptos"/>
@@ -705,46 +266,7 @@
           <w:bCs/>
           <w:lang w:val="pt-BR"/>
         </w:rPr>
-        <w:t>expressions</w:t>
-      </w:r>
-      <w:proofErr w:type="spellEnd"/>
-      <w:r>
-        <w:rPr>
-          <w:rFonts w:ascii="Aptos" w:hAnsi="Aptos"/>
-          <w:b/>
-          <w:bCs/>
-          <w:lang w:val="pt-BR"/>
-        </w:rPr>
-        <w:t xml:space="preserve"> </w:t>
-      </w:r>
-    </w:p>
-    <w:p>
-      <w:pPr>
-        <w:ind w:left="0"/>
-        <w:rPr>
-          <w:rFonts w:ascii="Aptos" w:hAnsi="Aptos"/>
-          <w:lang w:val="pt-BR"/>
-        </w:rPr>
-      </w:pPr>
-      <w:proofErr w:type="spellStart"/>
-      <w:r>
-        <w:rPr>
-          <w:rFonts w:ascii="Aptos" w:hAnsi="Aptos"/>
-          <w:b/>
-          <w:bCs/>
-          <w:lang w:val="pt-BR"/>
-        </w:rPr>
-        <w:t>Starting</w:t>
-      </w:r>
-      <w:proofErr w:type="spellEnd"/>
-      <w:r>
-        <w:rPr>
-          <w:rFonts w:ascii="Aptos" w:hAnsi="Aptos"/>
-          <w:b/>
-          <w:bCs/>
-          <w:lang w:val="pt-BR"/>
-        </w:rPr>
-        <w:t xml:space="preserve"> </w:t>
+        <w:t xml:space="preserve">Starting </w:t>
       </w:r>
     </w:p>
     <w:p>
@@ -775,69 +297,12 @@
           <w:lang w:val="pt-BR"/>
         </w:rPr>
       </w:pPr>
-      <w:proofErr w:type="spellStart"/>
       <w:r>
         <w:rPr>
           <w:rFonts w:ascii="Aptos" w:hAnsi="Aptos"/>
           <w:lang w:val="pt-BR"/>
         </w:rPr>
-        <w:t>l'm</w:t>
-      </w:r>
-      <w:proofErr w:type="spellEnd"/>
-      <w:r>
-        <w:rPr>
-          <w:rFonts w:ascii="Aptos" w:hAnsi="Aptos"/>
-          <w:lang w:val="pt-BR"/>
-        </w:rPr>
-        <w:t xml:space="preserve"> </w:t>
-      </w:r>
-      <w:proofErr w:type="spellStart"/>
-      <w:r>
-        <w:rPr>
-          <w:rFonts w:ascii="Aptos" w:hAnsi="Aptos"/>
-          <w:lang w:val="pt-BR"/>
-        </w:rPr>
-        <w:t>here</w:t>
-      </w:r>
-      <w:proofErr w:type="spellEnd"/>
-      <w:r>
-        <w:rPr>
-          <w:rFonts w:ascii="Aptos" w:hAnsi="Aptos"/>
-          <w:lang w:val="pt-BR"/>
-        </w:rPr>
-        <w:t xml:space="preserve"> </w:t>
-      </w:r>
-      <w:proofErr w:type="spellStart"/>
-      <w:r>
-        <w:rPr>
-          <w:rFonts w:ascii="Aptos" w:hAnsi="Aptos"/>
-          <w:lang w:val="pt-BR"/>
-        </w:rPr>
-        <w:t>today</w:t>
-      </w:r>
-      <w:proofErr w:type="spellEnd"/>
-      <w:r>
-        <w:rPr>
-          <w:rFonts w:ascii="Aptos" w:hAnsi="Aptos"/>
-          <w:lang w:val="pt-BR"/>
-        </w:rPr>
-        <w:t xml:space="preserve"> </w:t>
-      </w:r>
-      <w:proofErr w:type="spellStart"/>
-      <w:r>
-        <w:rPr>
-          <w:rFonts w:ascii="Aptos" w:hAnsi="Aptos"/>
-          <w:lang w:val="pt-BR"/>
-        </w:rPr>
-        <w:t>to</w:t>
-      </w:r>
-      <w:proofErr w:type="spellEnd"/>
-      <w:r>
-        <w:rPr>
-          <w:rFonts w:ascii="Aptos" w:hAnsi="Aptos"/>
-          <w:lang w:val="pt-BR"/>
-        </w:rPr>
-        <w:t xml:space="preserve">... </w:t>
+        <w:t xml:space="preserve">l'm here today to... </w:t>
       </w:r>
     </w:p>
     <w:p>
@@ -851,21 +316,12 @@
           <w:lang w:val="pt-BR"/>
         </w:rPr>
       </w:pPr>
-      <w:proofErr w:type="spellStart"/>
       <w:r>
         <w:rPr>
           <w:rFonts w:ascii="Aptos" w:hAnsi="Aptos"/>
           <w:lang w:val="pt-BR"/>
         </w:rPr>
-        <w:t>Let's</w:t>
-      </w:r>
-      <w:proofErr w:type="spellEnd"/>
-      <w:r>
-        <w:rPr>
-          <w:rFonts w:ascii="Aptos" w:hAnsi="Aptos"/>
-          <w:lang w:val="pt-BR"/>
-        </w:rPr>
-        <w:t xml:space="preserve"> start. </w:t>
+        <w:t xml:space="preserve">Let's start. </w:t>
       </w:r>
     </w:p>
     <w:p>
@@ -882,35 +338,7 @@
         <w:rPr>
           <w:rFonts w:ascii="Aptos" w:hAnsi="Aptos"/>
         </w:rPr>
-        <w:t xml:space="preserve">My name's </w:t>
-      </w:r>
-      <w:proofErr w:type="gramStart"/>
-      <w:r>
-        <w:rPr>
-          <w:rFonts w:ascii="Aptos" w:hAnsi="Aptos"/>
-        </w:rPr>
-        <w:t>.....</w:t>
-      </w:r>
-      <w:proofErr w:type="gramEnd"/>
-      <w:r>
-        <w:rPr>
-          <w:rFonts w:ascii="Aptos" w:hAnsi="Aptos"/>
-        </w:rPr>
-        <w:t xml:space="preserve"> and </w:t>
-      </w:r>
-      <w:proofErr w:type="spellStart"/>
-      <w:r>
-        <w:rPr>
-          <w:rFonts w:ascii="Aptos" w:hAnsi="Aptos"/>
-        </w:rPr>
-        <w:t>l'm</w:t>
-      </w:r>
-      <w:proofErr w:type="spellEnd"/>
-      <w:r>
-        <w:rPr>
-          <w:rFonts w:ascii="Aptos" w:hAnsi="Aptos"/>
-        </w:rPr>
-        <w:t xml:space="preserve"> going to tell you about...</w:t>
+        <w:t>My name's ..... and l'm going to tell you about...</w:t>
       </w:r>
     </w:p>
     <w:p>
@@ -924,58 +352,18 @@
           <w:lang w:val="pt-BR"/>
         </w:rPr>
       </w:pPr>
-      <w:proofErr w:type="spellStart"/>
       <w:r>
         <w:rPr>
           <w:rFonts w:ascii="Aptos" w:hAnsi="Aptos"/>
         </w:rPr>
-        <w:t>l'd</w:t>
-      </w:r>
-      <w:proofErr w:type="spellEnd"/>
-      <w:r>
-        <w:rPr>
-          <w:rFonts w:ascii="Aptos" w:hAnsi="Aptos"/>
-        </w:rPr>
-        <w:t xml:space="preserve"> like to begin by... </w:t>
+        <w:t xml:space="preserve">l'd like to begin by... </w:t>
       </w:r>
       <w:r>
         <w:rPr>
           <w:rFonts w:ascii="Aptos" w:hAnsi="Aptos"/>
           <w:lang w:val="pt-BR"/>
         </w:rPr>
-        <w:t xml:space="preserve">(+ </w:t>
-      </w:r>
-      <w:proofErr w:type="spellStart"/>
-      <w:r>
-        <w:rPr>
-          <w:rFonts w:ascii="Aptos" w:hAnsi="Aptos"/>
-          <w:lang w:val="pt-BR"/>
-        </w:rPr>
-        <w:t>verb</w:t>
-      </w:r>
-      <w:proofErr w:type="spellEnd"/>
-      <w:r>
-        <w:rPr>
-          <w:rFonts w:ascii="Aptos" w:hAnsi="Aptos"/>
-          <w:lang w:val="pt-BR"/>
-        </w:rPr>
-        <w:t xml:space="preserve"> + </w:t>
-      </w:r>
-      <w:proofErr w:type="spellStart"/>
-      <w:r>
-        <w:rPr>
-          <w:rFonts w:ascii="Aptos" w:hAnsi="Aptos"/>
-          <w:lang w:val="pt-BR"/>
-        </w:rPr>
-        <w:t>ing</w:t>
-      </w:r>
-      <w:proofErr w:type="spellEnd"/>
-      <w:r>
-        <w:rPr>
-          <w:rFonts w:ascii="Aptos" w:hAnsi="Aptos"/>
-          <w:lang w:val="pt-BR"/>
-        </w:rPr>
-        <w:t>)</w:t>
+        <w:t>(+ verb + ing)</w:t>
       </w:r>
     </w:p>
     <w:p>
@@ -986,7 +374,6 @@
           <w:lang w:val="pt-BR"/>
         </w:rPr>
       </w:pPr>
-      <w:proofErr w:type="spellStart"/>
       <w:r>
         <w:rPr>
           <w:rFonts w:ascii="Aptos" w:hAnsi="Aptos"/>
@@ -994,17 +381,7 @@
           <w:bCs/>
           <w:lang w:val="pt-BR"/>
         </w:rPr>
-        <w:t>Previewing</w:t>
-      </w:r>
-      <w:proofErr w:type="spellEnd"/>
-      <w:r>
-        <w:rPr>
-          <w:rFonts w:ascii="Aptos" w:hAnsi="Aptos"/>
-          <w:b/>
-          <w:bCs/>
-          <w:lang w:val="pt-BR"/>
-        </w:rPr>
-        <w:t xml:space="preserve"> </w:t>
+        <w:t xml:space="preserve">Previewing </w:t>
       </w:r>
     </w:p>
     <w:p>
@@ -1018,37 +395,12 @@
           <w:lang w:val="pt-BR"/>
         </w:rPr>
       </w:pPr>
-      <w:proofErr w:type="spellStart"/>
       <w:r>
         <w:rPr>
           <w:rFonts w:ascii="Aptos" w:hAnsi="Aptos"/>
           <w:lang w:val="pt-BR"/>
         </w:rPr>
-        <w:t>First</w:t>
-      </w:r>
-      <w:proofErr w:type="spellEnd"/>
-      <w:r>
-        <w:rPr>
-          <w:rFonts w:ascii="Aptos" w:hAnsi="Aptos"/>
-          <w:lang w:val="pt-BR"/>
-        </w:rPr>
-        <w:t xml:space="preserve">, </w:t>
-      </w:r>
-      <w:proofErr w:type="spellStart"/>
-      <w:r>
-        <w:rPr>
-          <w:rFonts w:ascii="Aptos" w:hAnsi="Aptos"/>
-          <w:lang w:val="pt-BR"/>
-        </w:rPr>
-        <w:t>I'll</w:t>
-      </w:r>
-      <w:proofErr w:type="spellEnd"/>
-      <w:r>
-        <w:rPr>
-          <w:rFonts w:ascii="Aptos" w:hAnsi="Aptos"/>
-          <w:lang w:val="pt-BR"/>
-        </w:rPr>
-        <w:t xml:space="preserve">... </w:t>
+        <w:t xml:space="preserve">First, I'll... </w:t>
       </w:r>
     </w:p>
     <w:p>
@@ -1062,37 +414,12 @@
           <w:lang w:val="pt-BR"/>
         </w:rPr>
       </w:pPr>
-      <w:proofErr w:type="spellStart"/>
       <w:r>
         <w:rPr>
           <w:rFonts w:ascii="Aptos" w:hAnsi="Aptos"/>
           <w:lang w:val="pt-BR"/>
         </w:rPr>
-        <w:t>Then</w:t>
-      </w:r>
-      <w:proofErr w:type="spellEnd"/>
-      <w:r>
-        <w:rPr>
-          <w:rFonts w:ascii="Aptos" w:hAnsi="Aptos"/>
-          <w:lang w:val="pt-BR"/>
-        </w:rPr>
-        <w:t xml:space="preserve">, </w:t>
-      </w:r>
-      <w:proofErr w:type="spellStart"/>
-      <w:r>
-        <w:rPr>
-          <w:rFonts w:ascii="Aptos" w:hAnsi="Aptos"/>
-          <w:lang w:val="pt-BR"/>
-        </w:rPr>
-        <w:t>we'll</w:t>
-      </w:r>
-      <w:proofErr w:type="spellEnd"/>
-      <w:r>
-        <w:rPr>
-          <w:rFonts w:ascii="Aptos" w:hAnsi="Aptos"/>
-          <w:lang w:val="pt-BR"/>
-        </w:rPr>
-        <w:t>...</w:t>
+        <w:t>Then, we'll...</w:t>
       </w:r>
     </w:p>
     <w:p>
@@ -1106,37 +433,12 @@
           <w:lang w:val="pt-BR"/>
         </w:rPr>
       </w:pPr>
-      <w:proofErr w:type="spellStart"/>
       <w:r>
         <w:rPr>
           <w:rFonts w:ascii="Aptos" w:hAnsi="Aptos"/>
           <w:lang w:val="pt-BR"/>
         </w:rPr>
-        <w:t>And</w:t>
-      </w:r>
-      <w:proofErr w:type="spellEnd"/>
-      <w:r>
-        <w:rPr>
-          <w:rFonts w:ascii="Aptos" w:hAnsi="Aptos"/>
-          <w:lang w:val="pt-BR"/>
-        </w:rPr>
-        <w:t xml:space="preserve"> </w:t>
-      </w:r>
-      <w:proofErr w:type="spellStart"/>
-      <w:r>
-        <w:rPr>
-          <w:rFonts w:ascii="Aptos" w:hAnsi="Aptos"/>
-          <w:lang w:val="pt-BR"/>
-        </w:rPr>
-        <w:t>finally</w:t>
-      </w:r>
-      <w:proofErr w:type="spellEnd"/>
-      <w:r>
-        <w:rPr>
-          <w:rFonts w:ascii="Aptos" w:hAnsi="Aptos"/>
-          <w:lang w:val="pt-BR"/>
-        </w:rPr>
-        <w:t>...</w:t>
+        <w:t>And finally...</w:t>
       </w:r>
     </w:p>
     <w:p>
@@ -1166,19 +468,11 @@
           <w:rFonts w:ascii="Aptos" w:hAnsi="Aptos"/>
         </w:rPr>
       </w:pPr>
-      <w:proofErr w:type="spellStart"/>
       <w:r>
         <w:rPr>
           <w:rFonts w:ascii="Aptos" w:hAnsi="Aptos"/>
         </w:rPr>
-        <w:t>l'll</w:t>
-      </w:r>
-      <w:proofErr w:type="spellEnd"/>
-      <w:r>
-        <w:rPr>
-          <w:rFonts w:ascii="Aptos" w:hAnsi="Aptos"/>
-        </w:rPr>
-        <w:t xml:space="preserve"> take questions at the end. </w:t>
+        <w:t xml:space="preserve">l'll take questions at the end. </w:t>
       </w:r>
     </w:p>
     <w:p>
@@ -1189,7 +483,6 @@
           <w:lang w:val="pt-BR"/>
         </w:rPr>
       </w:pPr>
-      <w:proofErr w:type="spellStart"/>
       <w:r>
         <w:rPr>
           <w:rFonts w:ascii="Aptos" w:hAnsi="Aptos"/>
@@ -1197,37 +490,7 @@
           <w:bCs/>
           <w:lang w:val="pt-BR"/>
         </w:rPr>
-        <w:t>Adding</w:t>
-      </w:r>
-      <w:proofErr w:type="spellEnd"/>
-      <w:r>
-        <w:rPr>
-          <w:rFonts w:ascii="Aptos" w:hAnsi="Aptos"/>
-          <w:b/>
-          <w:bCs/>
-          <w:lang w:val="pt-BR"/>
-        </w:rPr>
-        <w:t xml:space="preserve"> </w:t>
-      </w:r>
-      <w:proofErr w:type="spellStart"/>
-      <w:r>
-        <w:rPr>
-          <w:rFonts w:ascii="Aptos" w:hAnsi="Aptos"/>
-          <w:b/>
-          <w:bCs/>
-          <w:lang w:val="pt-BR"/>
-        </w:rPr>
-        <w:t>emphasis</w:t>
-      </w:r>
-      <w:proofErr w:type="spellEnd"/>
-      <w:r>
-        <w:rPr>
-          <w:rFonts w:ascii="Aptos" w:hAnsi="Aptos"/>
-          <w:b/>
-          <w:bCs/>
-          <w:lang w:val="pt-BR"/>
-        </w:rPr>
-        <w:t xml:space="preserve"> </w:t>
+        <w:t xml:space="preserve">Adding emphasis </w:t>
       </w:r>
     </w:p>
     <w:p>
@@ -1278,7 +541,6 @@
         <w:rPr>
           <w:rFonts w:ascii="Aptos" w:hAnsi="Aptos"/>
         </w:rPr>
-        <w:lastRenderedPageBreak/>
         <w:t>We think it's a good idea because...</w:t>
       </w:r>
     </w:p>
@@ -1290,7 +552,6 @@
           <w:lang w:val="pt-BR"/>
         </w:rPr>
       </w:pPr>
-      <w:proofErr w:type="spellStart"/>
       <w:r>
         <w:rPr>
           <w:rFonts w:ascii="Aptos" w:hAnsi="Aptos"/>
@@ -1298,57 +559,7 @@
           <w:bCs/>
           <w:lang w:val="pt-BR"/>
         </w:rPr>
-        <w:t>Referring</w:t>
-      </w:r>
-      <w:proofErr w:type="spellEnd"/>
-      <w:r>
-        <w:rPr>
-          <w:rFonts w:ascii="Aptos" w:hAnsi="Aptos"/>
-          <w:b/>
-          <w:bCs/>
-          <w:lang w:val="pt-BR"/>
-        </w:rPr>
-        <w:t xml:space="preserve"> </w:t>
-      </w:r>
-      <w:proofErr w:type="spellStart"/>
-      <w:r>
-        <w:rPr>
-          <w:rFonts w:ascii="Aptos" w:hAnsi="Aptos"/>
-          <w:b/>
-          <w:bCs/>
-          <w:lang w:val="pt-BR"/>
-        </w:rPr>
-        <w:t>to</w:t>
-      </w:r>
-      <w:proofErr w:type="spellEnd"/>
-      <w:r>
-        <w:rPr>
-          <w:rFonts w:ascii="Aptos" w:hAnsi="Aptos"/>
-          <w:b/>
-          <w:bCs/>
-          <w:lang w:val="pt-BR"/>
-        </w:rPr>
-        <w:t xml:space="preserve"> </w:t>
-      </w:r>
-      <w:proofErr w:type="spellStart"/>
-      <w:r>
-        <w:rPr>
-          <w:rFonts w:ascii="Aptos" w:hAnsi="Aptos"/>
-          <w:b/>
-          <w:bCs/>
-          <w:lang w:val="pt-BR"/>
-        </w:rPr>
-        <w:t>visuals</w:t>
-      </w:r>
-      <w:proofErr w:type="spellEnd"/>
-      <w:r>
-        <w:rPr>
-          <w:rFonts w:ascii="Aptos" w:hAnsi="Aptos"/>
-          <w:b/>
-          <w:bCs/>
-          <w:lang w:val="pt-BR"/>
-        </w:rPr>
-        <w:t xml:space="preserve"> </w:t>
+        <w:t xml:space="preserve">Referring to visuals </w:t>
       </w:r>
     </w:p>
     <w:p>
@@ -1362,53 +573,12 @@
           <w:lang w:val="pt-BR"/>
         </w:rPr>
       </w:pPr>
-      <w:proofErr w:type="spellStart"/>
       <w:r>
         <w:rPr>
           <w:rFonts w:ascii="Aptos" w:hAnsi="Aptos"/>
           <w:lang w:val="pt-BR"/>
         </w:rPr>
-        <w:t>Let's</w:t>
-      </w:r>
-      <w:proofErr w:type="spellEnd"/>
-      <w:r>
-        <w:rPr>
-          <w:rFonts w:ascii="Aptos" w:hAnsi="Aptos"/>
-          <w:lang w:val="pt-BR"/>
-        </w:rPr>
-        <w:t xml:space="preserve"> look </w:t>
-      </w:r>
-      <w:proofErr w:type="spellStart"/>
-      <w:r>
-        <w:rPr>
-          <w:rFonts w:ascii="Aptos" w:hAnsi="Aptos"/>
-          <w:lang w:val="pt-BR"/>
-        </w:rPr>
-        <w:t>at</w:t>
-      </w:r>
-      <w:proofErr w:type="spellEnd"/>
-      <w:r>
-        <w:rPr>
-          <w:rFonts w:ascii="Aptos" w:hAnsi="Aptos"/>
-          <w:lang w:val="pt-BR"/>
-        </w:rPr>
-        <w:t xml:space="preserve"> </w:t>
-      </w:r>
-      <w:proofErr w:type="spellStart"/>
-      <w:r>
-        <w:rPr>
-          <w:rFonts w:ascii="Aptos" w:hAnsi="Aptos"/>
-          <w:lang w:val="pt-BR"/>
-        </w:rPr>
-        <w:t>this</w:t>
-      </w:r>
-      <w:proofErr w:type="spellEnd"/>
-      <w:r>
-        <w:rPr>
-          <w:rFonts w:ascii="Aptos" w:hAnsi="Aptos"/>
-          <w:lang w:val="pt-BR"/>
-        </w:rPr>
-        <w:t>...</w:t>
+        <w:t>Let's look at this...</w:t>
       </w:r>
     </w:p>
     <w:p>
@@ -1427,64 +597,7 @@
           <w:rFonts w:ascii="Aptos" w:hAnsi="Aptos"/>
           <w:lang w:val="pt-BR"/>
         </w:rPr>
-        <w:t xml:space="preserve">As </w:t>
-      </w:r>
-      <w:proofErr w:type="spellStart"/>
-      <w:r>
-        <w:rPr>
-          <w:rFonts w:ascii="Aptos" w:hAnsi="Aptos"/>
-          <w:lang w:val="pt-BR"/>
-        </w:rPr>
-        <w:t>you</w:t>
-      </w:r>
-      <w:proofErr w:type="spellEnd"/>
-      <w:r>
-        <w:rPr>
-          <w:rFonts w:ascii="Aptos" w:hAnsi="Aptos"/>
-          <w:lang w:val="pt-BR"/>
-        </w:rPr>
-        <w:t xml:space="preserve"> </w:t>
-      </w:r>
-      <w:proofErr w:type="spellStart"/>
-      <w:r>
-        <w:rPr>
-          <w:rFonts w:ascii="Aptos" w:hAnsi="Aptos"/>
-          <w:lang w:val="pt-BR"/>
-        </w:rPr>
-        <w:t>can</w:t>
-      </w:r>
-      <w:proofErr w:type="spellEnd"/>
-      <w:r>
-        <w:rPr>
-          <w:rFonts w:ascii="Aptos" w:hAnsi="Aptos"/>
-          <w:lang w:val="pt-BR"/>
-        </w:rPr>
-        <w:t xml:space="preserve"> </w:t>
-      </w:r>
-      <w:proofErr w:type="spellStart"/>
-      <w:proofErr w:type="gramStart"/>
-      <w:r>
-        <w:rPr>
-          <w:rFonts w:ascii="Aptos" w:hAnsi="Aptos"/>
-          <w:lang w:val="pt-BR"/>
-        </w:rPr>
-        <w:t>see</w:t>
-      </w:r>
-      <w:proofErr w:type="spellEnd"/>
-      <w:r>
-        <w:rPr>
-          <w:rFonts w:ascii="Aptos" w:hAnsi="Aptos"/>
-          <w:lang w:val="pt-BR"/>
-        </w:rPr>
-        <w:t>,...</w:t>
-      </w:r>
-      <w:proofErr w:type="gramEnd"/>
-      <w:r>
-        <w:rPr>
-          <w:rFonts w:ascii="Aptos" w:hAnsi="Aptos"/>
-          <w:lang w:val="pt-BR"/>
-        </w:rPr>
-        <w:t xml:space="preserve"> </w:t>
+        <w:t xml:space="preserve">As you can see,... </w:t>
       </w:r>
     </w:p>
     <w:p>
@@ -1498,53 +611,12 @@
           <w:lang w:val="pt-BR"/>
         </w:rPr>
       </w:pPr>
-      <w:proofErr w:type="spellStart"/>
       <w:r>
         <w:rPr>
           <w:rFonts w:ascii="Aptos" w:hAnsi="Aptos"/>
           <w:lang w:val="pt-BR"/>
         </w:rPr>
-        <w:t>You'll</w:t>
-      </w:r>
-      <w:proofErr w:type="spellEnd"/>
-      <w:r>
-        <w:rPr>
-          <w:rFonts w:ascii="Aptos" w:hAnsi="Aptos"/>
-          <w:lang w:val="pt-BR"/>
-        </w:rPr>
-        <w:t xml:space="preserve"> </w:t>
-      </w:r>
-      <w:proofErr w:type="spellStart"/>
-      <w:r>
-        <w:rPr>
-          <w:rFonts w:ascii="Aptos" w:hAnsi="Aptos"/>
-          <w:lang w:val="pt-BR"/>
-        </w:rPr>
-        <w:t>notice</w:t>
-      </w:r>
-      <w:proofErr w:type="spellEnd"/>
-      <w:r>
-        <w:rPr>
-          <w:rFonts w:ascii="Aptos" w:hAnsi="Aptos"/>
-          <w:lang w:val="pt-BR"/>
-        </w:rPr>
-        <w:t xml:space="preserve"> </w:t>
-      </w:r>
-      <w:proofErr w:type="spellStart"/>
-      <w:r>
-        <w:rPr>
-          <w:rFonts w:ascii="Aptos" w:hAnsi="Aptos"/>
-          <w:lang w:val="pt-BR"/>
-        </w:rPr>
-        <w:t>that</w:t>
-      </w:r>
-      <w:proofErr w:type="spellEnd"/>
-      <w:r>
-        <w:rPr>
-          <w:rFonts w:ascii="Aptos" w:hAnsi="Aptos"/>
-          <w:lang w:val="pt-BR"/>
-        </w:rPr>
-        <w:t xml:space="preserve">... </w:t>
+        <w:t xml:space="preserve">You'll notice that... </w:t>
       </w:r>
     </w:p>
     <w:p>
@@ -1555,7 +627,6 @@
           <w:lang w:val="pt-BR"/>
         </w:rPr>
       </w:pPr>
-      <w:proofErr w:type="spellStart"/>
       <w:r>
         <w:rPr>
           <w:rFonts w:ascii="Aptos" w:hAnsi="Aptos"/>
@@ -1563,17 +634,7 @@
           <w:bCs/>
           <w:lang w:val="pt-BR"/>
         </w:rPr>
-        <w:t>Closing</w:t>
-      </w:r>
-      <w:proofErr w:type="spellEnd"/>
-      <w:r>
-        <w:rPr>
-          <w:rFonts w:ascii="Aptos" w:hAnsi="Aptos"/>
-          <w:b/>
-          <w:bCs/>
-          <w:lang w:val="pt-BR"/>
-        </w:rPr>
-        <w:t xml:space="preserve"> </w:t>
+        <w:t xml:space="preserve">Closing </w:t>
       </w:r>
     </w:p>
     <w:p>
@@ -1621,37 +682,12 @@
           <w:lang w:val="pt-BR"/>
         </w:rPr>
       </w:pPr>
-      <w:proofErr w:type="spellStart"/>
       <w:r>
         <w:rPr>
           <w:rFonts w:ascii="Aptos" w:hAnsi="Aptos"/>
           <w:lang w:val="pt-BR"/>
         </w:rPr>
-        <w:t>Thanks</w:t>
-      </w:r>
-      <w:proofErr w:type="spellEnd"/>
-      <w:r>
-        <w:rPr>
-          <w:rFonts w:ascii="Aptos" w:hAnsi="Aptos"/>
-          <w:lang w:val="pt-BR"/>
-        </w:rPr>
-        <w:t xml:space="preserve"> for </w:t>
-      </w:r>
-      <w:proofErr w:type="spellStart"/>
-      <w:r>
-        <w:rPr>
-          <w:rFonts w:ascii="Aptos" w:hAnsi="Aptos"/>
-          <w:lang w:val="pt-BR"/>
-        </w:rPr>
-        <w:t>listening</w:t>
-      </w:r>
-      <w:proofErr w:type="spellEnd"/>
-      <w:r>
-        <w:rPr>
-          <w:rFonts w:ascii="Aptos" w:hAnsi="Aptos"/>
-          <w:lang w:val="pt-BR"/>
-        </w:rPr>
-        <w:t>.</w:t>
+        <w:t>Thanks for listening.</w:t>
       </w:r>
     </w:p>
     <w:p>
@@ -1684,740 +720,6 @@
         <w:ind w:left="0"/>
         <w:rPr>
           <w:rFonts w:ascii="Aptos" w:hAnsi="Aptos"/>
-          <w:b/>
-          <w:bCs/>
-        </w:rPr>
-      </w:pPr>
-      <w:r>
-        <w:rPr>
-          <w:rFonts w:ascii="Aptos" w:hAnsi="Aptos"/>
-          <w:b/>
-          <w:bCs/>
-        </w:rPr>
-        <w:t>Opening &amp; Greetings</w:t>
-      </w:r>
-    </w:p>
-    <w:p>
-      <w:pPr>
-        <w:ind w:left="0"/>
-        <w:rPr>
-          <w:rFonts w:ascii="Aptos" w:hAnsi="Aptos"/>
-        </w:rPr>
-      </w:pPr>
-      <w:r>
-        <w:rPr>
-          <w:rFonts w:ascii="Aptos" w:hAnsi="Aptos"/>
-        </w:rPr>
-        <w:t>“Good [morning/afternoon], everyone.</w:t>
-      </w:r>
-      <w:r>
-        <w:rPr>
-          <w:rFonts w:ascii="Aptos" w:hAnsi="Aptos"/>
-        </w:rPr>
-        <w:br/>
-        <w:t>My name is Wilson Dos Santos, and I’m a Cloud Solution Architect based in São Paulo.</w:t>
-      </w:r>
-      <w:r>
-        <w:rPr>
-          <w:rFonts w:ascii="Aptos" w:hAnsi="Aptos"/>
-        </w:rPr>
-        <w:br/>
-        <w:t>Today, I’m excited to share a project that’s been making a real difference in how we handle Java adapter migrations.”</w:t>
-      </w:r>
-    </w:p>
-    <w:p>
-      <w:pPr>
-        <w:ind w:left="0"/>
-        <w:rPr>
-          <w:rFonts w:ascii="Aptos" w:hAnsi="Aptos"/>
-        </w:rPr>
-      </w:pPr>
-      <w:r>
-        <w:rPr>
-          <w:rFonts w:ascii="Aptos" w:hAnsi="Aptos"/>
-        </w:rPr>
-        <w:pict w14:anchorId="57DEC967">
-          <v:rect id="_x0000_i1025" style="width:579pt;height:0" o:hrpct="0" o:hralign="center" o:hrstd="t" o:hrnoshade="t" o:hr="t" fillcolor="#424242" stroked="f"/>
-        </w:pict>
-      </w:r>
-    </w:p>
-    <w:p>
-      <w:pPr>
-        <w:ind w:left="0"/>
-        <w:rPr>
-          <w:rFonts w:ascii="Aptos" w:hAnsi="Aptos"/>
-          <w:b/>
-          <w:bCs/>
-        </w:rPr>
-      </w:pPr>
-      <w:r>
-        <w:rPr>
-          <w:rFonts w:ascii="Segoe UI Emoji" w:hAnsi="Segoe UI Emoji" w:cs="Segoe UI Emoji"/>
-          <w:b/>
-          <w:bCs/>
-        </w:rPr>
-        <w:t>🎯</w:t>
-      </w:r>
-      <w:r>
-        <w:rPr>
-          <w:rFonts w:ascii="Aptos" w:hAnsi="Aptos"/>
-          <w:b/>
-          <w:bCs/>
-        </w:rPr>
-        <w:t> Purpose of the Presentation</w:t>
-      </w:r>
-    </w:p>
-    <w:p>
-      <w:pPr>
-        <w:ind w:left="0"/>
-        <w:rPr>
-          <w:rFonts w:ascii="Aptos" w:hAnsi="Aptos"/>
-        </w:rPr>
-      </w:pPr>
-      <w:r>
-        <w:rPr>
-          <w:rFonts w:ascii="Aptos" w:hAnsi="Aptos"/>
-        </w:rPr>
-        <w:t>“The goal of this session is to introduce a tool we developed using .NET 8.0.</w:t>
-      </w:r>
-      <w:r>
-        <w:rPr>
-          <w:rFonts w:ascii="Aptos" w:hAnsi="Aptos"/>
-        </w:rPr>
-        <w:br/>
-        <w:t>This tool automates the migration of small Java adapters, helping us save time and reduce manual errors.”</w:t>
-      </w:r>
-    </w:p>
-    <w:p>
-      <w:pPr>
-        <w:ind w:left="0"/>
-        <w:rPr>
-          <w:rFonts w:ascii="Aptos" w:hAnsi="Aptos"/>
-        </w:rPr>
-      </w:pPr>
-      <w:r>
-        <w:rPr>
-          <w:rFonts w:ascii="Aptos" w:hAnsi="Aptos"/>
-        </w:rPr>
-        <w:pict w14:anchorId="18E15D9F">
-          <v:rect id="_x0000_i1026" style="width:579pt;height:0" o:hrpct="0" o:hralign="center" o:hrstd="t" o:hrnoshade="t" o:hr="t" fillcolor="#424242" stroked="f"/>
-        </w:pict>
-      </w:r>
-    </w:p>
-    <w:p>
-      <w:pPr>
-        <w:ind w:left="0"/>
-        <w:rPr>
-          <w:rFonts w:ascii="Aptos" w:hAnsi="Aptos"/>
-          <w:b/>
-          <w:bCs/>
-        </w:rPr>
-      </w:pPr>
-      <w:r>
-        <w:rPr>
-          <w:rFonts w:ascii="Segoe UI Emoji" w:hAnsi="Segoe UI Emoji" w:cs="Segoe UI Emoji"/>
-          <w:b/>
-          <w:bCs/>
-        </w:rPr>
-        <w:t>🧩</w:t>
-      </w:r>
-      <w:r>
-        <w:rPr>
-          <w:rFonts w:ascii="Aptos" w:hAnsi="Aptos"/>
-          <w:b/>
-          <w:bCs/>
-        </w:rPr>
-        <w:t> Setting the Context</w:t>
-      </w:r>
-    </w:p>
-    <w:p>
-      <w:pPr>
-        <w:ind w:left="0"/>
-        <w:rPr>
-          <w:rFonts w:ascii="Aptos" w:hAnsi="Aptos"/>
-        </w:rPr>
-      </w:pPr>
-      <w:r>
-        <w:rPr>
-          <w:rFonts w:ascii="Aptos" w:hAnsi="Aptos"/>
-        </w:rPr>
-        <w:t>“Let me give you a bit of background.</w:t>
-      </w:r>
-      <w:r>
-        <w:rPr>
-          <w:rFonts w:ascii="Aptos" w:hAnsi="Aptos"/>
-        </w:rPr>
-        <w:br/>
-        <w:t>We have a number of legacy Java adapters that need to be migrated to a new architecture.</w:t>
-      </w:r>
-      <w:r>
-        <w:rPr>
-          <w:rFonts w:ascii="Aptos" w:hAnsi="Aptos"/>
-        </w:rPr>
-        <w:br/>
-        <w:t>Doing this manually is repetitive, time-consuming, and prone to mistakes.</w:t>
-      </w:r>
-      <w:r>
-        <w:rPr>
-          <w:rFonts w:ascii="Aptos" w:hAnsi="Aptos"/>
-        </w:rPr>
-        <w:br/>
-        <w:t>That’s why we built this tool—to streamline and standardize the migration process.”</w:t>
-      </w:r>
-    </w:p>
-    <w:p>
-      <w:pPr>
-        <w:ind w:left="0"/>
-        <w:rPr>
-          <w:rFonts w:ascii="Aptos" w:hAnsi="Aptos"/>
-        </w:rPr>
-      </w:pPr>
-      <w:r>
-        <w:rPr>
-          <w:rFonts w:ascii="Aptos" w:hAnsi="Aptos"/>
-        </w:rPr>
-        <w:pict w14:anchorId="18D15124">
-          <v:rect id="_x0000_i1027" style="width:579pt;height:0" o:hrpct="0" o:hralign="center" o:hrstd="t" o:hrnoshade="t" o:hr="t" fillcolor="#424242" stroked="f"/>
-        </w:pict>
-      </w:r>
-    </w:p>
-    <w:p>
-      <w:pPr>
-        <w:ind w:left="0"/>
-        <w:rPr>
-          <w:rFonts w:ascii="Aptos" w:hAnsi="Aptos"/>
-          <w:b/>
-          <w:bCs/>
-        </w:rPr>
-      </w:pPr>
-      <w:r>
-        <w:rPr>
-          <w:rFonts w:ascii="Segoe UI Emoji" w:hAnsi="Segoe UI Emoji" w:cs="Segoe UI Emoji"/>
-          <w:b/>
-          <w:bCs/>
-        </w:rPr>
-        <w:t>⚙️</w:t>
-      </w:r>
-      <w:r>
-        <w:rPr>
-          <w:rFonts w:ascii="Aptos" w:hAnsi="Aptos"/>
-          <w:b/>
-          <w:bCs/>
-        </w:rPr>
-        <w:t> How the Tool Works</w:t>
-      </w:r>
-    </w:p>
-    <w:p>
-      <w:pPr>
-        <w:ind w:left="0"/>
-        <w:rPr>
-          <w:rFonts w:ascii="Aptos" w:hAnsi="Aptos"/>
-        </w:rPr>
-      </w:pPr>
-      <w:r>
-        <w:rPr>
-          <w:rFonts w:ascii="Aptos" w:hAnsi="Aptos"/>
-        </w:rPr>
-        <w:t>“Here’s how the tool works, step by step:</w:t>
-      </w:r>
-    </w:p>
-    <w:p>
-      <w:pPr>
-        <w:ind w:left="0"/>
-        <w:rPr>
-          <w:rFonts w:ascii="Aptos" w:hAnsi="Aptos"/>
-        </w:rPr>
-      </w:pPr>
-      <w:r>
-        <w:rPr>
-          <w:rFonts w:ascii="Aptos" w:hAnsi="Aptos"/>
-          <w:b/>
-          <w:bCs/>
-        </w:rPr>
-        <w:t>Step 1: Configuration Loading</w:t>
-      </w:r>
-      <w:r>
-        <w:rPr>
-          <w:rFonts w:ascii="Aptos" w:hAnsi="Aptos"/>
-        </w:rPr>
-        <w:br/>
-        <w:t>It starts by reading configuration files like </w:t>
-      </w:r>
-      <w:proofErr w:type="spellStart"/>
-      <w:proofErr w:type="gramStart"/>
-      <w:r>
-        <w:rPr>
-          <w:rFonts w:ascii="Aptos" w:hAnsi="Aptos"/>
-        </w:rPr>
-        <w:t>appsettings.json</w:t>
-      </w:r>
-      <w:proofErr w:type="spellEnd"/>
-      <w:proofErr w:type="gramEnd"/>
-      <w:r>
-        <w:rPr>
-          <w:rFonts w:ascii="Aptos" w:hAnsi="Aptos"/>
-        </w:rPr>
-        <w:t>, extracting the API key and endpoint from the OpenIA41 section.</w:t>
-      </w:r>
-    </w:p>
-    <w:p>
-      <w:pPr>
-        <w:ind w:left="0"/>
-        <w:rPr>
-          <w:rFonts w:ascii="Aptos" w:hAnsi="Aptos"/>
-        </w:rPr>
-      </w:pPr>
-      <w:r>
-        <w:rPr>
-          <w:rFonts w:ascii="Aptos" w:hAnsi="Aptos"/>
-          <w:b/>
-          <w:bCs/>
-        </w:rPr>
-        <w:lastRenderedPageBreak/>
-        <w:t>Step 2: Structure Definition</w:t>
-      </w:r>
-      <w:r>
-        <w:rPr>
-          <w:rFonts w:ascii="Aptos" w:hAnsi="Aptos"/>
-        </w:rPr>
-        <w:br/>
-        <w:t>Then it defines folder and file names—like </w:t>
-      </w:r>
-      <w:proofErr w:type="spellStart"/>
-      <w:r>
-        <w:rPr>
-          <w:rFonts w:ascii="Aptos" w:hAnsi="Aptos"/>
-        </w:rPr>
-        <w:t>adapterFolderName</w:t>
-      </w:r>
-      <w:proofErr w:type="spellEnd"/>
-      <w:r>
-        <w:rPr>
-          <w:rFonts w:ascii="Aptos" w:hAnsi="Aptos"/>
-        </w:rPr>
-        <w:t> and </w:t>
-      </w:r>
-      <w:proofErr w:type="spellStart"/>
-      <w:r>
-        <w:rPr>
-          <w:rFonts w:ascii="Aptos" w:hAnsi="Aptos"/>
-        </w:rPr>
-        <w:t>dtoPath</w:t>
-      </w:r>
-      <w:proofErr w:type="spellEnd"/>
-      <w:r>
-        <w:rPr>
-          <w:rFonts w:ascii="Aptos" w:hAnsi="Aptos"/>
-        </w:rPr>
-        <w:t>.</w:t>
-      </w:r>
-    </w:p>
-    <w:p>
-      <w:pPr>
-        <w:ind w:left="0"/>
-        <w:rPr>
-          <w:rFonts w:ascii="Aptos" w:hAnsi="Aptos"/>
-        </w:rPr>
-      </w:pPr>
-      <w:r>
-        <w:rPr>
-          <w:rFonts w:ascii="Aptos" w:hAnsi="Aptos"/>
-          <w:b/>
-          <w:bCs/>
-        </w:rPr>
-        <w:t>Step 3: Template Cloning</w:t>
-      </w:r>
-      <w:r>
-        <w:rPr>
-          <w:rFonts w:ascii="Aptos" w:hAnsi="Aptos"/>
-        </w:rPr>
-        <w:br/>
-        <w:t>It clones a Git repository with a base project and renames folders and files to match the new project—for example, </w:t>
-      </w:r>
-      <w:proofErr w:type="spellStart"/>
-      <w:r>
-        <w:rPr>
-          <w:rFonts w:ascii="Aptos" w:hAnsi="Aptos"/>
-        </w:rPr>
-        <w:t>SICTM.BFF.Conta</w:t>
-      </w:r>
-      <w:proofErr w:type="spellEnd"/>
-      <w:r>
-        <w:rPr>
-          <w:rFonts w:ascii="Aptos" w:hAnsi="Aptos"/>
-        </w:rPr>
-        <w:t>.</w:t>
-      </w:r>
-    </w:p>
-    <w:p>
-      <w:pPr>
-        <w:ind w:left="0"/>
-        <w:rPr>
-          <w:rFonts w:ascii="Aptos" w:hAnsi="Aptos"/>
-        </w:rPr>
-      </w:pPr>
-      <w:r>
-        <w:rPr>
-          <w:rFonts w:ascii="Aptos" w:hAnsi="Aptos"/>
-          <w:b/>
-          <w:bCs/>
-        </w:rPr>
-        <w:t>Step 4: AI-Powered Migration</w:t>
-      </w:r>
-      <w:r>
-        <w:rPr>
-          <w:rFonts w:ascii="Aptos" w:hAnsi="Aptos"/>
-        </w:rPr>
-        <w:br/>
-        <w:t>This is where it gets exciting.</w:t>
-      </w:r>
-      <w:r>
-        <w:rPr>
-          <w:rFonts w:ascii="Aptos" w:hAnsi="Aptos"/>
-        </w:rPr>
-        <w:br/>
-        <w:t>The tool uses AI to migrate resource files, configuration files like adapter.xml, and DTOs.</w:t>
-      </w:r>
-      <w:r>
-        <w:rPr>
-          <w:rFonts w:ascii="Aptos" w:hAnsi="Aptos"/>
-        </w:rPr>
-        <w:br/>
-        <w:t>It even generates a README.md file based on the migrated content.”</w:t>
-      </w:r>
-    </w:p>
-    <w:p>
-      <w:pPr>
-        <w:ind w:left="0"/>
-        <w:rPr>
-          <w:rFonts w:ascii="Aptos" w:hAnsi="Aptos"/>
-        </w:rPr>
-      </w:pPr>
-      <w:r>
-        <w:rPr>
-          <w:rFonts w:ascii="Aptos" w:hAnsi="Aptos"/>
-        </w:rPr>
-        <w:pict w14:anchorId="31228448">
-          <v:rect id="_x0000_i1028" style="width:579pt;height:0" o:hrpct="0" o:hralign="center" o:hrstd="t" o:hrnoshade="t" o:hr="t" fillcolor="#424242" stroked="f"/>
-        </w:pict>
-      </w:r>
-    </w:p>
-    <w:p>
-      <w:pPr>
-        <w:ind w:left="0"/>
-        <w:rPr>
-          <w:rFonts w:ascii="Aptos" w:hAnsi="Aptos"/>
-          <w:b/>
-          <w:bCs/>
-        </w:rPr>
-      </w:pPr>
-      <w:r>
-        <w:rPr>
-          <w:rFonts w:ascii="Segoe UI Emoji" w:hAnsi="Segoe UI Emoji" w:cs="Segoe UI Emoji"/>
-          <w:b/>
-          <w:bCs/>
-        </w:rPr>
-        <w:t>🚀</w:t>
-      </w:r>
-      <w:r>
-        <w:rPr>
-          <w:rFonts w:ascii="Aptos" w:hAnsi="Aptos"/>
-          <w:b/>
-          <w:bCs/>
-        </w:rPr>
-        <w:t> Key Benefits</w:t>
-      </w:r>
-    </w:p>
-    <w:p>
-      <w:pPr>
-        <w:ind w:left="0"/>
-        <w:rPr>
-          <w:rFonts w:ascii="Aptos" w:hAnsi="Aptos"/>
-        </w:rPr>
-      </w:pPr>
-      <w:r>
-        <w:rPr>
-          <w:rFonts w:ascii="Aptos" w:hAnsi="Aptos"/>
-        </w:rPr>
-        <w:t>“So, what do we gain from this?</w:t>
-      </w:r>
-    </w:p>
-    <w:p>
-      <w:pPr>
-        <w:numPr>
-          <w:ilvl w:val="0"/>
-          <w:numId w:val="33"/>
-        </w:numPr>
-        <w:rPr>
-          <w:rFonts w:ascii="Aptos" w:hAnsi="Aptos"/>
-        </w:rPr>
-      </w:pPr>
-      <w:r>
-        <w:rPr>
-          <w:rFonts w:ascii="Aptos" w:hAnsi="Aptos"/>
-        </w:rPr>
-        <w:t>A significant reduction in migration time.</w:t>
-      </w:r>
-    </w:p>
-    <w:p>
-      <w:pPr>
-        <w:numPr>
-          <w:ilvl w:val="0"/>
-          <w:numId w:val="33"/>
-        </w:numPr>
-        <w:rPr>
-          <w:rFonts w:ascii="Aptos" w:hAnsi="Aptos"/>
-        </w:rPr>
-      </w:pPr>
-      <w:r>
-        <w:rPr>
-          <w:rFonts w:ascii="Aptos" w:hAnsi="Aptos"/>
-        </w:rPr>
-        <w:t>Standardized, consistent code output.</w:t>
-      </w:r>
-    </w:p>
-    <w:p>
-      <w:pPr>
-        <w:numPr>
-          <w:ilvl w:val="0"/>
-          <w:numId w:val="33"/>
-        </w:numPr>
-        <w:rPr>
-          <w:rFonts w:ascii="Aptos" w:hAnsi="Aptos"/>
-        </w:rPr>
-      </w:pPr>
-      <w:r>
-        <w:rPr>
-          <w:rFonts w:ascii="Aptos" w:hAnsi="Aptos"/>
-        </w:rPr>
-        <w:t>AI integration to assist with file transformation.</w:t>
-      </w:r>
-    </w:p>
-    <w:p>
-      <w:pPr>
-        <w:numPr>
-          <w:ilvl w:val="0"/>
-          <w:numId w:val="33"/>
-        </w:numPr>
-        <w:rPr>
-          <w:rFonts w:ascii="Aptos" w:hAnsi="Aptos"/>
-        </w:rPr>
-      </w:pPr>
-      <w:r>
-        <w:rPr>
-          <w:rFonts w:ascii="Aptos" w:hAnsi="Aptos"/>
-        </w:rPr>
-        <w:t>And automatic documentation generation.”</w:t>
-      </w:r>
-    </w:p>
-    <w:p>
-      <w:pPr>
-        <w:ind w:left="0"/>
-        <w:rPr>
-          <w:rFonts w:ascii="Aptos" w:hAnsi="Aptos"/>
-        </w:rPr>
-      </w:pPr>
-      <w:r>
-        <w:rPr>
-          <w:rFonts w:ascii="Aptos" w:hAnsi="Aptos"/>
-        </w:rPr>
-        <w:pict w14:anchorId="14398C76">
-          <v:rect id="_x0000_i1029" style="width:579pt;height:0" o:hrpct="0" o:hralign="center" o:hrstd="t" o:hrnoshade="t" o:hr="t" fillcolor="#424242" stroked="f"/>
-        </w:pict>
-      </w:r>
-    </w:p>
-    <w:p>
-      <w:pPr>
-        <w:ind w:left="0"/>
-        <w:rPr>
-          <w:rFonts w:ascii="Aptos" w:hAnsi="Aptos"/>
-          <w:b/>
-          <w:bCs/>
-        </w:rPr>
-      </w:pPr>
-      <w:r>
-        <w:rPr>
-          <w:rFonts w:ascii="Segoe UI Emoji" w:hAnsi="Segoe UI Emoji" w:cs="Segoe UI Emoji"/>
-          <w:b/>
-          <w:bCs/>
-        </w:rPr>
-        <w:t>🔭</w:t>
-      </w:r>
-      <w:r>
-        <w:rPr>
-          <w:rFonts w:ascii="Aptos" w:hAnsi="Aptos"/>
-          <w:b/>
-          <w:bCs/>
-        </w:rPr>
-        <w:t> What’s Next</w:t>
-      </w:r>
-    </w:p>
-    <w:p>
-      <w:pPr>
-        <w:ind w:left="0"/>
-        <w:rPr>
-          <w:rFonts w:ascii="Aptos" w:hAnsi="Aptos"/>
-        </w:rPr>
-      </w:pPr>
-      <w:r>
-        <w:rPr>
-          <w:rFonts w:ascii="Aptos" w:hAnsi="Aptos"/>
-        </w:rPr>
-        <w:t>“Looking ahead, we’re taking this even further:</w:t>
-      </w:r>
-    </w:p>
-    <w:p>
-      <w:pPr>
-        <w:ind w:left="0"/>
-        <w:rPr>
-          <w:rFonts w:ascii="Aptos" w:hAnsi="Aptos"/>
-        </w:rPr>
-      </w:pPr>
-      <w:r>
-        <w:rPr>
-          <w:rFonts w:ascii="Aptos" w:hAnsi="Aptos"/>
-          <w:b/>
-          <w:bCs/>
-        </w:rPr>
-        <w:t>1. Rewriting the Migrator in Python</w:t>
-      </w:r>
-      <w:r>
-        <w:rPr>
-          <w:rFonts w:ascii="Aptos" w:hAnsi="Aptos"/>
-        </w:rPr>
-        <w:br/>
-        <w:t>We’re transitioning from .NET 8.0 to Python, using the Semantic Kernel SDK to orchestrate AI agents.</w:t>
-      </w:r>
-    </w:p>
-    <w:p>
-      <w:pPr>
-        <w:ind w:left="0"/>
-        <w:rPr>
-          <w:rFonts w:ascii="Aptos" w:hAnsi="Aptos"/>
-        </w:rPr>
-      </w:pPr>
-      <w:r>
-        <w:rPr>
-          <w:rFonts w:ascii="Aptos" w:hAnsi="Aptos"/>
-          <w:b/>
-          <w:bCs/>
-        </w:rPr>
-        <w:t>2. Multi-Agent Architecture</w:t>
-      </w:r>
-      <w:r>
-        <w:rPr>
-          <w:rFonts w:ascii="Aptos" w:hAnsi="Aptos"/>
-        </w:rPr>
-        <w:br/>
-        <w:t>Each migration step—resources, DTOs, adapter.xml—will be handled by a specialized agent.</w:t>
-      </w:r>
-      <w:r>
-        <w:rPr>
-          <w:rFonts w:ascii="Aptos" w:hAnsi="Aptos"/>
-        </w:rPr>
-        <w:br/>
-        <w:t>This allows for parallel processing and scalability, handling multiple requests per second.</w:t>
-      </w:r>
-    </w:p>
-    <w:p>
-      <w:pPr>
-        <w:ind w:left="0"/>
-        <w:rPr>
-          <w:rFonts w:ascii="Aptos" w:hAnsi="Aptos"/>
-        </w:rPr>
-      </w:pPr>
-      <w:r>
-        <w:rPr>
-          <w:rFonts w:ascii="Aptos" w:hAnsi="Aptos"/>
-          <w:b/>
-          <w:bCs/>
-        </w:rPr>
-        <w:t>3. Performance Improvements</w:t>
-      </w:r>
-      <w:r>
-        <w:rPr>
-          <w:rFonts w:ascii="Aptos" w:hAnsi="Aptos"/>
-        </w:rPr>
-        <w:br/>
-        <w:t>We expect even faster migrations and better responsiveness for simultaneous adapter requests.”</w:t>
-      </w:r>
-    </w:p>
-    <w:p>
-      <w:pPr>
-        <w:ind w:left="0"/>
-        <w:rPr>
-          <w:rFonts w:ascii="Aptos" w:hAnsi="Aptos"/>
-        </w:rPr>
-      </w:pPr>
-      <w:r>
-        <w:rPr>
-          <w:rFonts w:ascii="Aptos" w:hAnsi="Aptos"/>
-        </w:rPr>
-        <w:pict w14:anchorId="7ECE3739">
-          <v:rect id="_x0000_i1030" style="width:579pt;height:0" o:hrpct="0" o:hralign="center" o:hrstd="t" o:hrnoshade="t" o:hr="t" fillcolor="#424242" stroked="f"/>
-        </w:pict>
-      </w:r>
-    </w:p>
-    <w:p>
-      <w:pPr>
-        <w:ind w:left="0"/>
-        <w:rPr>
-          <w:rFonts w:ascii="Aptos" w:hAnsi="Aptos"/>
-          <w:b/>
-          <w:bCs/>
-        </w:rPr>
-      </w:pPr>
-      <w:r>
-        <w:rPr>
-          <w:rFonts w:ascii="Segoe UI Emoji" w:hAnsi="Segoe UI Emoji" w:cs="Segoe UI Emoji"/>
-          <w:b/>
-          <w:bCs/>
-        </w:rPr>
-        <w:t>🙏</w:t>
-      </w:r>
-      <w:r>
-        <w:rPr>
-          <w:rFonts w:ascii="Aptos" w:hAnsi="Aptos"/>
-          <w:b/>
-          <w:bCs/>
-        </w:rPr>
-        <w:t> Closing</w:t>
-      </w:r>
-    </w:p>
-    <w:p>
-      <w:pPr>
-        <w:ind w:left="0"/>
-        <w:rPr>
-          <w:rFonts w:ascii="Aptos" w:hAnsi="Aptos"/>
-        </w:rPr>
-      </w:pPr>
-      <w:r>
-        <w:rPr>
-          <w:rFonts w:ascii="Aptos" w:hAnsi="Aptos"/>
-        </w:rPr>
-        <w:t>“That’s the journey so far—and where we’re headed.</w:t>
-      </w:r>
-      <w:r>
-        <w:rPr>
-          <w:rFonts w:ascii="Aptos" w:hAnsi="Aptos"/>
-        </w:rPr>
-        <w:br/>
-        <w:t>Thank you so much for your time and attention.</w:t>
-      </w:r>
-      <w:r>
-        <w:rPr>
-          <w:rFonts w:ascii="Aptos" w:hAnsi="Aptos"/>
-        </w:rPr>
-        <w:br/>
-        <w:t>I’m happy to take any questions you might have.”</w:t>
-      </w:r>
-    </w:p>
-    <w:p>
-      <w:pPr>
-        <w:ind w:left="0"/>
-        <w:rPr>
-          <w:rFonts w:ascii="Aptos" w:hAnsi="Aptos"/>
-          <w:lang w:val="pt-BR"/>
         </w:rPr>
       </w:pPr>
     </w:p>
@@ -3342,155 +1644,6 @@
     </w:lvl>
   </w:abstractNum>
   <w:abstractNum w:abstractNumId="6" w15:restartNumberingAfterBreak="0">
-    <w:nsid w:val="1E932BD5"/>
-    <w:multiLevelType w:val="multilevel"/>
-    <w:tmpl w:val="7018C3E6"/>
-    <w:lvl w:ilvl="0">
-      <w:start w:val="1"/>
-      <w:numFmt w:val="bullet"/>
-      <w:lvlText w:val=""/>
-      <w:lvlJc w:val="left"/>
-      <w:pPr>
-        <w:tabs>
-          <w:tab w:val="num" w:pos="720"/>
-        </w:tabs>
-        <w:ind w:left="720" w:hanging="360"/>
-      </w:pPr>
-      <w:rPr>
-        <w:rFonts w:ascii="Symbol" w:hAnsi="Symbol" w:hint="default"/>
-        <w:sz w:val="20"/>
-      </w:rPr>
-    </w:lvl>
-    <w:lvl w:ilvl="1" w:tentative="1">
-      <w:start w:val="1"/>
-      <w:numFmt w:val="bullet"/>
-      <w:lvlText w:val=""/>
-      <w:lvlJc w:val="left"/>
-      <w:pPr>
-        <w:tabs>
-          <w:tab w:val="num" w:pos="1440"/>
-        </w:tabs>
-        <w:ind w:left="1440" w:hanging="360"/>
-      </w:pPr>
-      <w:rPr>
-        <w:rFonts w:ascii="Symbol" w:hAnsi="Symbol" w:hint="default"/>
-        <w:sz w:val="20"/>
-      </w:rPr>
-    </w:lvl>
-    <w:lvl w:ilvl="2" w:tentative="1">
-      <w:start w:val="1"/>
-      <w:numFmt w:val="bullet"/>
-      <w:lvlText w:val=""/>
-      <w:lvlJc w:val="left"/>
-      <w:pPr>
-        <w:tabs>
-          <w:tab w:val="num" w:pos="2160"/>
-        </w:tabs>
-        <w:ind w:left="2160" w:hanging="360"/>
-      </w:pPr>
-      <w:rPr>
-        <w:rFonts w:ascii="Symbol" w:hAnsi="Symbol" w:hint="default"/>
-        <w:sz w:val="20"/>
-      </w:rPr>
-    </w:lvl>
-    <w:lvl w:ilvl="3" w:tentative="1">
-      <w:start w:val="1"/>
-      <w:numFmt w:val="bullet"/>
-      <w:lvlText w:val=""/>
-      <w:lvlJc w:val="left"/>
-      <w:pPr>
-        <w:tabs>
-          <w:tab w:val="num" w:pos="2880"/>
-        </w:tabs>
-        <w:ind w:left="2880" w:hanging="360"/>
-      </w:pPr>
-      <w:rPr>
-        <w:rFonts w:ascii="Symbol" w:hAnsi="Symbol" w:hint="default"/>
-        <w:sz w:val="20"/>
-      </w:rPr>
-    </w:lvl>
-    <w:lvl w:ilvl="4" w:tentative="1">
-      <w:start w:val="1"/>
-      <w:numFmt w:val="bullet"/>
-      <w:lvlText w:val=""/>
-      <w:lvlJc w:val="left"/>
-      <w:pPr>
-        <w:tabs>
-          <w:tab w:val="num" w:pos="3600"/>
-        </w:tabs>
-        <w:ind w:left="3600" w:hanging="360"/>
-      </w:pPr>
-      <w:rPr>
-        <w:rFonts w:ascii="Symbol" w:hAnsi="Symbol" w:hint="default"/>
-        <w:sz w:val="20"/>
-      </w:rPr>
-    </w:lvl>
-    <w:lvl w:ilvl="5" w:tentative="1">
-      <w:start w:val="1"/>
-      <w:numFmt w:val="bullet"/>
-      <w:lvlText w:val=""/>
-      <w:lvlJc w:val="left"/>
-      <w:pPr>
-        <w:tabs>
-          <w:tab w:val="num" w:pos="4320"/>
-        </w:tabs>
-        <w:ind w:left="4320" w:hanging="360"/>
-      </w:pPr>
-      <w:rPr>
-        <w:rFonts w:ascii="Symbol" w:hAnsi="Symbol" w:hint="default"/>
-        <w:sz w:val="20"/>
-      </w:rPr>
-    </w:lvl>
-    <w:lvl w:ilvl="6" w:tentative="1">
-      <w:start w:val="1"/>
-      <w:numFmt w:val="bullet"/>
-      <w:lvlText w:val=""/>
-      <w:lvlJc w:val="left"/>
-      <w:pPr>
-        <w:tabs>
-          <w:tab w:val="num" w:pos="5040"/>
-        </w:tabs>
-        <w:ind w:left="5040" w:hanging="360"/>
-      </w:pPr>
-      <w:rPr>
-        <w:rFonts w:ascii="Symbol" w:hAnsi="Symbol" w:hint="default"/>
-        <w:sz w:val="20"/>
-      </w:rPr>
-    </w:lvl>
-    <w:lvl w:ilvl="7" w:tentative="1">
-      <w:start w:val="1"/>
-      <w:numFmt w:val="bullet"/>
-      <w:lvlText w:val=""/>
-      <w:lvlJc w:val="left"/>
-      <w:pPr>
-        <w:tabs>
-          <w:tab w:val="num" w:pos="5760"/>
-        </w:tabs>
-        <w:ind w:left="5760" w:hanging="360"/>
-      </w:pPr>
-      <w:rPr>
-        <w:rFonts w:ascii="Symbol" w:hAnsi="Symbol" w:hint="default"/>
-        <w:sz w:val="20"/>
-      </w:rPr>
-    </w:lvl>
-    <w:lvl w:ilvl="8" w:tentative="1">
-      <w:start w:val="1"/>
-      <w:numFmt w:val="bullet"/>
-      <w:lvlText w:val=""/>
-      <w:lvlJc w:val="left"/>
-      <w:pPr>
-        <w:tabs>
-          <w:tab w:val="num" w:pos="6480"/>
-        </w:tabs>
-        <w:ind w:left="6480" w:hanging="360"/>
-      </w:pPr>
-      <w:rPr>
-        <w:rFonts w:ascii="Symbol" w:hAnsi="Symbol" w:hint="default"/>
-        <w:sz w:val="20"/>
-      </w:rPr>
-    </w:lvl>
-  </w:abstractNum>
-  <w:abstractNum w:abstractNumId="7" w15:restartNumberingAfterBreak="0">
     <w:nsid w:val="1FB35A31"/>
     <w:multiLevelType w:val="hybridMultilevel"/>
     <w:tmpl w:val="0D467AD8"/>
@@ -3579,7 +1732,7 @@
       </w:pPr>
     </w:lvl>
   </w:abstractNum>
-  <w:abstractNum w:abstractNumId="8" w15:restartNumberingAfterBreak="0">
+  <w:abstractNum w:abstractNumId="7" w15:restartNumberingAfterBreak="0">
     <w:nsid w:val="23064C23"/>
     <w:multiLevelType w:val="multilevel"/>
     <w:tmpl w:val="246495F2"/>
@@ -3728,7 +1881,7 @@
       </w:rPr>
     </w:lvl>
   </w:abstractNum>
-  <w:abstractNum w:abstractNumId="9" w15:restartNumberingAfterBreak="0">
+  <w:abstractNum w:abstractNumId="8" w15:restartNumberingAfterBreak="0">
     <w:nsid w:val="251C5A19"/>
     <w:multiLevelType w:val="multilevel"/>
     <w:tmpl w:val="77101C2A"/>
@@ -3877,7 +2030,7 @@
       </w:rPr>
     </w:lvl>
   </w:abstractNum>
-  <w:abstractNum w:abstractNumId="10" w15:restartNumberingAfterBreak="0">
+  <w:abstractNum w:abstractNumId="9" w15:restartNumberingAfterBreak="0">
     <w:nsid w:val="2D0D174D"/>
     <w:multiLevelType w:val="multilevel"/>
     <w:tmpl w:val="19F8ADF4"/>
@@ -3990,7 +2143,7 @@
       </w:pPr>
     </w:lvl>
   </w:abstractNum>
-  <w:abstractNum w:abstractNumId="11" w15:restartNumberingAfterBreak="0">
+  <w:abstractNum w:abstractNumId="10" w15:restartNumberingAfterBreak="0">
     <w:nsid w:val="2EE24A6E"/>
     <w:multiLevelType w:val="multilevel"/>
     <w:tmpl w:val="611A7E0A"/>
@@ -4103,7 +2256,7 @@
       </w:pPr>
     </w:lvl>
   </w:abstractNum>
-  <w:abstractNum w:abstractNumId="12" w15:restartNumberingAfterBreak="0">
+  <w:abstractNum w:abstractNumId="11" w15:restartNumberingAfterBreak="0">
     <w:nsid w:val="31AA7B09"/>
     <w:multiLevelType w:val="multilevel"/>
     <w:tmpl w:val="D3F273F8"/>
@@ -4252,7 +2405,7 @@
       </w:rPr>
     </w:lvl>
   </w:abstractNum>
-  <w:abstractNum w:abstractNumId="13" w15:restartNumberingAfterBreak="0">
+  <w:abstractNum w:abstractNumId="12" w15:restartNumberingAfterBreak="0">
     <w:nsid w:val="321C2318"/>
     <w:multiLevelType w:val="multilevel"/>
     <w:tmpl w:val="142C32BA"/>
@@ -4401,7 +2554,7 @@
       </w:rPr>
     </w:lvl>
   </w:abstractNum>
-  <w:abstractNum w:abstractNumId="14" w15:restartNumberingAfterBreak="0">
+  <w:abstractNum w:abstractNumId="13" w15:restartNumberingAfterBreak="0">
     <w:nsid w:val="32855877"/>
     <w:multiLevelType w:val="multilevel"/>
     <w:tmpl w:val="2F205E3A"/>
@@ -4514,7 +2667,7 @@
       </w:pPr>
     </w:lvl>
   </w:abstractNum>
-  <w:abstractNum w:abstractNumId="15" w15:restartNumberingAfterBreak="0">
+  <w:abstractNum w:abstractNumId="14" w15:restartNumberingAfterBreak="0">
     <w:nsid w:val="35860A29"/>
     <w:multiLevelType w:val="hybridMultilevel"/>
     <w:tmpl w:val="A844E0BE"/>
@@ -4626,7 +2779,7 @@
       </w:rPr>
     </w:lvl>
   </w:abstractNum>
-  <w:abstractNum w:abstractNumId="16" w15:restartNumberingAfterBreak="0">
+  <w:abstractNum w:abstractNumId="15" w15:restartNumberingAfterBreak="0">
     <w:nsid w:val="3A0A4F0D"/>
     <w:multiLevelType w:val="hybridMultilevel"/>
     <w:tmpl w:val="F47612DE"/>
@@ -4739,7 +2892,7 @@
       </w:rPr>
     </w:lvl>
   </w:abstractNum>
-  <w:abstractNum w:abstractNumId="17" w15:restartNumberingAfterBreak="0">
+  <w:abstractNum w:abstractNumId="16" w15:restartNumberingAfterBreak="0">
     <w:nsid w:val="3AEA52E7"/>
     <w:multiLevelType w:val="multilevel"/>
     <w:tmpl w:val="645EDFBC"/>
@@ -4888,156 +3041,7 @@
       </w:rPr>
     </w:lvl>
   </w:abstractNum>
-  <w:abstractNum w:abstractNumId="18" w15:restartNumberingAfterBreak="0">
-    <w:nsid w:val="40FC3EAE"/>
-    <w:multiLevelType w:val="multilevel"/>
-    <w:tmpl w:val="A7D8931A"/>
-    <w:lvl w:ilvl="0">
-      <w:start w:val="1"/>
-      <w:numFmt w:val="bullet"/>
-      <w:lvlText w:val=""/>
-      <w:lvlJc w:val="left"/>
-      <w:pPr>
-        <w:tabs>
-          <w:tab w:val="num" w:pos="720"/>
-        </w:tabs>
-        <w:ind w:left="720" w:hanging="360"/>
-      </w:pPr>
-      <w:rPr>
-        <w:rFonts w:ascii="Symbol" w:hAnsi="Symbol" w:hint="default"/>
-        <w:sz w:val="20"/>
-      </w:rPr>
-    </w:lvl>
-    <w:lvl w:ilvl="1" w:tentative="1">
-      <w:start w:val="1"/>
-      <w:numFmt w:val="bullet"/>
-      <w:lvlText w:val=""/>
-      <w:lvlJc w:val="left"/>
-      <w:pPr>
-        <w:tabs>
-          <w:tab w:val="num" w:pos="1440"/>
-        </w:tabs>
-        <w:ind w:left="1440" w:hanging="360"/>
-      </w:pPr>
-      <w:rPr>
-        <w:rFonts w:ascii="Symbol" w:hAnsi="Symbol" w:hint="default"/>
-        <w:sz w:val="20"/>
-      </w:rPr>
-    </w:lvl>
-    <w:lvl w:ilvl="2" w:tentative="1">
-      <w:start w:val="1"/>
-      <w:numFmt w:val="bullet"/>
-      <w:lvlText w:val=""/>
-      <w:lvlJc w:val="left"/>
-      <w:pPr>
-        <w:tabs>
-          <w:tab w:val="num" w:pos="2160"/>
-        </w:tabs>
-        <w:ind w:left="2160" w:hanging="360"/>
-      </w:pPr>
-      <w:rPr>
-        <w:rFonts w:ascii="Symbol" w:hAnsi="Symbol" w:hint="default"/>
-        <w:sz w:val="20"/>
-      </w:rPr>
-    </w:lvl>
-    <w:lvl w:ilvl="3" w:tentative="1">
-      <w:start w:val="1"/>
-      <w:numFmt w:val="bullet"/>
-      <w:lvlText w:val=""/>
-      <w:lvlJc w:val="left"/>
-      <w:pPr>
-        <w:tabs>
-          <w:tab w:val="num" w:pos="2880"/>
-        </w:tabs>
-        <w:ind w:left="2880" w:hanging="360"/>
-      </w:pPr>
-      <w:rPr>
-        <w:rFonts w:ascii="Symbol" w:hAnsi="Symbol" w:hint="default"/>
-        <w:sz w:val="20"/>
-      </w:rPr>
-    </w:lvl>
-    <w:lvl w:ilvl="4" w:tentative="1">
-      <w:start w:val="1"/>
-      <w:numFmt w:val="bullet"/>
-      <w:lvlText w:val=""/>
-      <w:lvlJc w:val="left"/>
-      <w:pPr>
-        <w:tabs>
-          <w:tab w:val="num" w:pos="3600"/>
-        </w:tabs>
-        <w:ind w:left="3600" w:hanging="360"/>
-      </w:pPr>
-      <w:rPr>
-        <w:rFonts w:ascii="Symbol" w:hAnsi="Symbol" w:hint="default"/>
-        <w:sz w:val="20"/>
-      </w:rPr>
-    </w:lvl>
-    <w:lvl w:ilvl="5" w:tentative="1">
-      <w:start w:val="1"/>
-      <w:numFmt w:val="bullet"/>
-      <w:lvlText w:val=""/>
-      <w:lvlJc w:val="left"/>
-      <w:pPr>
-        <w:tabs>
-          <w:tab w:val="num" w:pos="4320"/>
-        </w:tabs>
-        <w:ind w:left="4320" w:hanging="360"/>
-      </w:pPr>
-      <w:rPr>
-        <w:rFonts w:ascii="Symbol" w:hAnsi="Symbol" w:hint="default"/>
-        <w:sz w:val="20"/>
-      </w:rPr>
-    </w:lvl>
-    <w:lvl w:ilvl="6" w:tentative="1">
-      <w:start w:val="1"/>
-      <w:numFmt w:val="bullet"/>
-      <w:lvlText w:val=""/>
-      <w:lvlJc w:val="left"/>
-      <w:pPr>
-        <w:tabs>
-          <w:tab w:val="num" w:pos="5040"/>
-        </w:tabs>
-        <w:ind w:left="5040" w:hanging="360"/>
-      </w:pPr>
-      <w:rPr>
-        <w:rFonts w:ascii="Symbol" w:hAnsi="Symbol" w:hint="default"/>
-        <w:sz w:val="20"/>
-      </w:rPr>
-    </w:lvl>
-    <w:lvl w:ilvl="7" w:tentative="1">
-      <w:start w:val="1"/>
-      <w:numFmt w:val="bullet"/>
-      <w:lvlText w:val=""/>
-      <w:lvlJc w:val="left"/>
-      <w:pPr>
-        <w:tabs>
-          <w:tab w:val="num" w:pos="5760"/>
-        </w:tabs>
-        <w:ind w:left="5760" w:hanging="360"/>
-      </w:pPr>
-      <w:rPr>
-        <w:rFonts w:ascii="Symbol" w:hAnsi="Symbol" w:hint="default"/>
-        <w:sz w:val="20"/>
-      </w:rPr>
-    </w:lvl>
-    <w:lvl w:ilvl="8" w:tentative="1">
-      <w:start w:val="1"/>
-      <w:numFmt w:val="bullet"/>
-      <w:lvlText w:val=""/>
-      <w:lvlJc w:val="left"/>
-      <w:pPr>
-        <w:tabs>
-          <w:tab w:val="num" w:pos="6480"/>
-        </w:tabs>
-        <w:ind w:left="6480" w:hanging="360"/>
-      </w:pPr>
-      <w:rPr>
-        <w:rFonts w:ascii="Symbol" w:hAnsi="Symbol" w:hint="default"/>
-        <w:sz w:val="20"/>
-      </w:rPr>
-    </w:lvl>
-  </w:abstractNum>
-  <w:abstractNum w:abstractNumId="19" w15:restartNumberingAfterBreak="0">
+  <w:abstractNum w:abstractNumId="17" w15:restartNumberingAfterBreak="0">
     <w:nsid w:val="45354409"/>
     <w:multiLevelType w:val="multilevel"/>
     <w:tmpl w:val="93E64CC0"/>
@@ -5150,156 +3154,7 @@
       </w:pPr>
     </w:lvl>
   </w:abstractNum>
-  <w:abstractNum w:abstractNumId="20" w15:restartNumberingAfterBreak="0">
-    <w:nsid w:val="453F4086"/>
-    <w:multiLevelType w:val="multilevel"/>
-    <w:tmpl w:val="39E0D3AA"/>
-    <w:lvl w:ilvl="0">
-      <w:start w:val="1"/>
-      <w:numFmt w:val="bullet"/>
-      <w:lvlText w:val=""/>
-      <w:lvlJc w:val="left"/>
-      <w:pPr>
-        <w:tabs>
-          <w:tab w:val="num" w:pos="720"/>
-        </w:tabs>
-        <w:ind w:left="720" w:hanging="360"/>
-      </w:pPr>
-      <w:rPr>
-        <w:rFonts w:ascii="Symbol" w:hAnsi="Symbol" w:hint="default"/>
-        <w:sz w:val="20"/>
-      </w:rPr>
-    </w:lvl>
-    <w:lvl w:ilvl="1" w:tentative="1">
-      <w:start w:val="1"/>
-      <w:numFmt w:val="bullet"/>
-      <w:lvlText w:val=""/>
-      <w:lvlJc w:val="left"/>
-      <w:pPr>
-        <w:tabs>
-          <w:tab w:val="num" w:pos="1440"/>
-        </w:tabs>
-        <w:ind w:left="1440" w:hanging="360"/>
-      </w:pPr>
-      <w:rPr>
-        <w:rFonts w:ascii="Symbol" w:hAnsi="Symbol" w:hint="default"/>
-        <w:sz w:val="20"/>
-      </w:rPr>
-    </w:lvl>
-    <w:lvl w:ilvl="2" w:tentative="1">
-      <w:start w:val="1"/>
-      <w:numFmt w:val="bullet"/>
-      <w:lvlText w:val=""/>
-      <w:lvlJc w:val="left"/>
-      <w:pPr>
-        <w:tabs>
-          <w:tab w:val="num" w:pos="2160"/>
-        </w:tabs>
-        <w:ind w:left="2160" w:hanging="360"/>
-      </w:pPr>
-      <w:rPr>
-        <w:rFonts w:ascii="Symbol" w:hAnsi="Symbol" w:hint="default"/>
-        <w:sz w:val="20"/>
-      </w:rPr>
-    </w:lvl>
-    <w:lvl w:ilvl="3" w:tentative="1">
-      <w:start w:val="1"/>
-      <w:numFmt w:val="bullet"/>
-      <w:lvlText w:val=""/>
-      <w:lvlJc w:val="left"/>
-      <w:pPr>
-        <w:tabs>
-          <w:tab w:val="num" w:pos="2880"/>
-        </w:tabs>
-        <w:ind w:left="2880" w:hanging="360"/>
-      </w:pPr>
-      <w:rPr>
-        <w:rFonts w:ascii="Symbol" w:hAnsi="Symbol" w:hint="default"/>
-        <w:sz w:val="20"/>
-      </w:rPr>
-    </w:lvl>
-    <w:lvl w:ilvl="4" w:tentative="1">
-      <w:start w:val="1"/>
-      <w:numFmt w:val="bullet"/>
-      <w:lvlText w:val=""/>
-      <w:lvlJc w:val="left"/>
-      <w:pPr>
-        <w:tabs>
-          <w:tab w:val="num" w:pos="3600"/>
-        </w:tabs>
-        <w:ind w:left="3600" w:hanging="360"/>
-      </w:pPr>
-      <w:rPr>
-        <w:rFonts w:ascii="Symbol" w:hAnsi="Symbol" w:hint="default"/>
-        <w:sz w:val="20"/>
-      </w:rPr>
-    </w:lvl>
-    <w:lvl w:ilvl="5" w:tentative="1">
-      <w:start w:val="1"/>
-      <w:numFmt w:val="bullet"/>
-      <w:lvlText w:val=""/>
-      <w:lvlJc w:val="left"/>
-      <w:pPr>
-        <w:tabs>
-          <w:tab w:val="num" w:pos="4320"/>
-        </w:tabs>
-        <w:ind w:left="4320" w:hanging="360"/>
-      </w:pPr>
-      <w:rPr>
-        <w:rFonts w:ascii="Symbol" w:hAnsi="Symbol" w:hint="default"/>
-        <w:sz w:val="20"/>
-      </w:rPr>
-    </w:lvl>
-    <w:lvl w:ilvl="6" w:tentative="1">
-      <w:start w:val="1"/>
-      <w:numFmt w:val="bullet"/>
-      <w:lvlText w:val=""/>
-      <w:lvlJc w:val="left"/>
-      <w:pPr>
-        <w:tabs>
-          <w:tab w:val="num" w:pos="5040"/>
-        </w:tabs>
-        <w:ind w:left="5040" w:hanging="360"/>
-      </w:pPr>
-      <w:rPr>
-        <w:rFonts w:ascii="Symbol" w:hAnsi="Symbol" w:hint="default"/>
-        <w:sz w:val="20"/>
-      </w:rPr>
-    </w:lvl>
-    <w:lvl w:ilvl="7" w:tentative="1">
-      <w:start w:val="1"/>
-      <w:numFmt w:val="bullet"/>
-      <w:lvlText w:val=""/>
-      <w:lvlJc w:val="left"/>
-      <w:pPr>
-        <w:tabs>
-          <w:tab w:val="num" w:pos="5760"/>
-        </w:tabs>
-        <w:ind w:left="5760" w:hanging="360"/>
-      </w:pPr>
-      <w:rPr>
-        <w:rFonts w:ascii="Symbol" w:hAnsi="Symbol" w:hint="default"/>
-        <w:sz w:val="20"/>
-      </w:rPr>
-    </w:lvl>
-    <w:lvl w:ilvl="8" w:tentative="1">
-      <w:start w:val="1"/>
-      <w:numFmt w:val="bullet"/>
-      <w:lvlText w:val=""/>
-      <w:lvlJc w:val="left"/>
-      <w:pPr>
-        <w:tabs>
-          <w:tab w:val="num" w:pos="6480"/>
-        </w:tabs>
-        <w:ind w:left="6480" w:hanging="360"/>
-      </w:pPr>
-      <w:rPr>
-        <w:rFonts w:ascii="Symbol" w:hAnsi="Symbol" w:hint="default"/>
-        <w:sz w:val="20"/>
-      </w:rPr>
-    </w:lvl>
-  </w:abstractNum>
-  <w:abstractNum w:abstractNumId="21" w15:restartNumberingAfterBreak="0">
+  <w:abstractNum w:abstractNumId="18" w15:restartNumberingAfterBreak="0">
     <w:nsid w:val="46C66F70"/>
     <w:multiLevelType w:val="multilevel"/>
     <w:tmpl w:val="C37C215A"/>
@@ -5448,7 +3303,7 @@
       </w:rPr>
     </w:lvl>
   </w:abstractNum>
-  <w:abstractNum w:abstractNumId="22" w15:restartNumberingAfterBreak="0">
+  <w:abstractNum w:abstractNumId="19" w15:restartNumberingAfterBreak="0">
     <w:nsid w:val="4A805CA1"/>
     <w:multiLevelType w:val="multilevel"/>
     <w:tmpl w:val="BFB05CBA"/>
@@ -5597,7 +3452,7 @@
       </w:rPr>
     </w:lvl>
   </w:abstractNum>
-  <w:abstractNum w:abstractNumId="23" w15:restartNumberingAfterBreak="0">
+  <w:abstractNum w:abstractNumId="20" w15:restartNumberingAfterBreak="0">
     <w:nsid w:val="5C7075F0"/>
     <w:multiLevelType w:val="hybridMultilevel"/>
     <w:tmpl w:val="A6F6A6CA"/>
@@ -5686,7 +3541,7 @@
       </w:pPr>
     </w:lvl>
   </w:abstractNum>
-  <w:abstractNum w:abstractNumId="24" w15:restartNumberingAfterBreak="0">
+  <w:abstractNum w:abstractNumId="21" w15:restartNumberingAfterBreak="0">
     <w:nsid w:val="65EC685D"/>
     <w:multiLevelType w:val="multilevel"/>
     <w:tmpl w:val="F7D654E4"/>
@@ -5835,7 +3690,7 @@
       </w:rPr>
     </w:lvl>
   </w:abstractNum>
-  <w:abstractNum w:abstractNumId="25" w15:restartNumberingAfterBreak="0">
+  <w:abstractNum w:abstractNumId="22" w15:restartNumberingAfterBreak="0">
     <w:nsid w:val="6BA02439"/>
     <w:multiLevelType w:val="multilevel"/>
     <w:tmpl w:val="9B2C8E84"/>
@@ -5948,7 +3803,7 @@
       </w:pPr>
     </w:lvl>
   </w:abstractNum>
-  <w:abstractNum w:abstractNumId="26" w15:restartNumberingAfterBreak="0">
+  <w:abstractNum w:abstractNumId="23" w15:restartNumberingAfterBreak="0">
     <w:nsid w:val="6CE4260F"/>
     <w:multiLevelType w:val="multilevel"/>
     <w:tmpl w:val="AF1E7DDA"/>
@@ -6061,124 +3916,7 @@
       </w:pPr>
     </w:lvl>
   </w:abstractNum>
-  <w:abstractNum w:abstractNumId="27" w15:restartNumberingAfterBreak="0">
-    <w:nsid w:val="6FF00D76"/>
-    <w:multiLevelType w:val="multilevel"/>
-    <w:tmpl w:val="4D9490AE"/>
-    <w:lvl w:ilvl="0">
-      <w:start w:val="1"/>
-      <w:numFmt w:val="decimal"/>
-      <w:lvlText w:val="%1."/>
-      <w:lvlJc w:val="left"/>
-      <w:pPr>
-        <w:tabs>
-          <w:tab w:val="num" w:pos="720"/>
-        </w:tabs>
-        <w:ind w:left="720" w:hanging="360"/>
-      </w:pPr>
-    </w:lvl>
-    <w:lvl w:ilvl="1">
-      <w:start w:val="1"/>
-      <w:numFmt w:val="bullet"/>
-      <w:lvlText w:val=""/>
-      <w:lvlJc w:val="left"/>
-      <w:pPr>
-        <w:tabs>
-          <w:tab w:val="num" w:pos="1440"/>
-        </w:tabs>
-        <w:ind w:left="1440" w:hanging="360"/>
-      </w:pPr>
-      <w:rPr>
-        <w:rFonts w:ascii="Symbol" w:hAnsi="Symbol" w:hint="default"/>
-        <w:sz w:val="20"/>
-      </w:rPr>
-    </w:lvl>
-    <w:lvl w:ilvl="2" w:tentative="1">
-      <w:start w:val="1"/>
-      <w:numFmt w:val="decimal"/>
-      <w:lvlText w:val="%3."/>
-      <w:lvlJc w:val="left"/>
-      <w:pPr>
-        <w:tabs>
-          <w:tab w:val="num" w:pos="2160"/>
-        </w:tabs>
-        <w:ind w:left="2160" w:hanging="360"/>
-      </w:pPr>
-    </w:lvl>
-    <w:lvl w:ilvl="3" w:tentative="1">
-      <w:start w:val="1"/>
-      <w:numFmt w:val="decimal"/>
-      <w:lvlText w:val="%4."/>
-      <w:lvlJc w:val="left"/>
-      <w:pPr>
-        <w:tabs>
-          <w:tab w:val="num" w:pos="2880"/>
-        </w:tabs>
-        <w:ind w:left="2880" w:hanging="360"/>
-      </w:pPr>
-    </w:lvl>
-    <w:lvl w:ilvl="4" w:tentative="1">
-      <w:start w:val="1"/>
-      <w:numFmt w:val="decimal"/>
-      <w:lvlText w:val="%5."/>
-      <w:lvlJc w:val="left"/>
-      <w:pPr>
-        <w:tabs>
-          <w:tab w:val="num" w:pos="3600"/>
-        </w:tabs>
-        <w:ind w:left="3600" w:hanging="360"/>
-      </w:pPr>
-    </w:lvl>
-    <w:lvl w:ilvl="5" w:tentative="1">
-      <w:start w:val="1"/>
-      <w:numFmt w:val="decimal"/>
-      <w:lvlText w:val="%6."/>
-      <w:lvlJc w:val="left"/>
-      <w:pPr>
-        <w:tabs>
-          <w:tab w:val="num" w:pos="4320"/>
-        </w:tabs>
-        <w:ind w:left="4320" w:hanging="360"/>
-      </w:pPr>
-    </w:lvl>
-    <w:lvl w:ilvl="6" w:tentative="1">
-      <w:start w:val="1"/>
-      <w:numFmt w:val="decimal"/>
-      <w:lvlText w:val="%7."/>
-      <w:lvlJc w:val="left"/>
-      <w:pPr>
-        <w:tabs>
-          <w:tab w:val="num" w:pos="5040"/>
-        </w:tabs>
-        <w:ind w:left="5040" w:hanging="360"/>
-      </w:pPr>
-    </w:lvl>
-    <w:lvl w:ilvl="7" w:tentative="1">
-      <w:start w:val="1"/>
-      <w:numFmt w:val="decimal"/>
-      <w:lvlText w:val="%8."/>
-      <w:lvlJc w:val="left"/>
-      <w:pPr>
-        <w:tabs>
-          <w:tab w:val="num" w:pos="5760"/>
-        </w:tabs>
-        <w:ind w:left="5760" w:hanging="360"/>
-      </w:pPr>
-    </w:lvl>
-    <w:lvl w:ilvl="8" w:tentative="1">
-      <w:start w:val="1"/>
-      <w:numFmt w:val="decimal"/>
-      <w:lvlText w:val="%9."/>
-      <w:lvlJc w:val="left"/>
-      <w:pPr>
-        <w:tabs>
-          <w:tab w:val="num" w:pos="6480"/>
-        </w:tabs>
-        <w:ind w:left="6480" w:hanging="360"/>
-      </w:pPr>
-    </w:lvl>
-  </w:abstractNum>
-  <w:abstractNum w:abstractNumId="28" w15:restartNumberingAfterBreak="0">
+  <w:abstractNum w:abstractNumId="24" w15:restartNumberingAfterBreak="0">
     <w:nsid w:val="70CD3470"/>
     <w:multiLevelType w:val="multilevel"/>
     <w:tmpl w:val="FA9CDEE4"/>
@@ -6291,156 +4029,7 @@
       </w:pPr>
     </w:lvl>
   </w:abstractNum>
-  <w:abstractNum w:abstractNumId="29" w15:restartNumberingAfterBreak="0">
-    <w:nsid w:val="718F4DE8"/>
-    <w:multiLevelType w:val="multilevel"/>
-    <w:tmpl w:val="2A9C1FBA"/>
-    <w:lvl w:ilvl="0">
-      <w:start w:val="1"/>
-      <w:numFmt w:val="bullet"/>
-      <w:lvlText w:val=""/>
-      <w:lvlJc w:val="left"/>
-      <w:pPr>
-        <w:tabs>
-          <w:tab w:val="num" w:pos="720"/>
-        </w:tabs>
-        <w:ind w:left="720" w:hanging="360"/>
-      </w:pPr>
-      <w:rPr>
-        <w:rFonts w:ascii="Symbol" w:hAnsi="Symbol" w:hint="default"/>
-        <w:sz w:val="20"/>
-      </w:rPr>
-    </w:lvl>
-    <w:lvl w:ilvl="1" w:tentative="1">
-      <w:start w:val="1"/>
-      <w:numFmt w:val="bullet"/>
-      <w:lvlText w:val=""/>
-      <w:lvlJc w:val="left"/>
-      <w:pPr>
-        <w:tabs>
-          <w:tab w:val="num" w:pos="1440"/>
-        </w:tabs>
-        <w:ind w:left="1440" w:hanging="360"/>
-      </w:pPr>
-      <w:rPr>
-        <w:rFonts w:ascii="Symbol" w:hAnsi="Symbol" w:hint="default"/>
-        <w:sz w:val="20"/>
-      </w:rPr>
-    </w:lvl>
-    <w:lvl w:ilvl="2" w:tentative="1">
-      <w:start w:val="1"/>
-      <w:numFmt w:val="bullet"/>
-      <w:lvlText w:val=""/>
-      <w:lvlJc w:val="left"/>
-      <w:pPr>
-        <w:tabs>
-          <w:tab w:val="num" w:pos="2160"/>
-        </w:tabs>
-        <w:ind w:left="2160" w:hanging="360"/>
-      </w:pPr>
-      <w:rPr>
-        <w:rFonts w:ascii="Symbol" w:hAnsi="Symbol" w:hint="default"/>
-        <w:sz w:val="20"/>
-      </w:rPr>
-    </w:lvl>
-    <w:lvl w:ilvl="3" w:tentative="1">
-      <w:start w:val="1"/>
-      <w:numFmt w:val="bullet"/>
-      <w:lvlText w:val=""/>
-      <w:lvlJc w:val="left"/>
-      <w:pPr>
-        <w:tabs>
-          <w:tab w:val="num" w:pos="2880"/>
-        </w:tabs>
-        <w:ind w:left="2880" w:hanging="360"/>
-      </w:pPr>
-      <w:rPr>
-        <w:rFonts w:ascii="Symbol" w:hAnsi="Symbol" w:hint="default"/>
-        <w:sz w:val="20"/>
-      </w:rPr>
-    </w:lvl>
-    <w:lvl w:ilvl="4" w:tentative="1">
-      <w:start w:val="1"/>
-      <w:numFmt w:val="bullet"/>
-      <w:lvlText w:val=""/>
-      <w:lvlJc w:val="left"/>
-      <w:pPr>
-        <w:tabs>
-          <w:tab w:val="num" w:pos="3600"/>
-        </w:tabs>
-        <w:ind w:left="3600" w:hanging="360"/>
-      </w:pPr>
-      <w:rPr>
-        <w:rFonts w:ascii="Symbol" w:hAnsi="Symbol" w:hint="default"/>
-        <w:sz w:val="20"/>
-      </w:rPr>
-    </w:lvl>
-    <w:lvl w:ilvl="5" w:tentative="1">
-      <w:start w:val="1"/>
-      <w:numFmt w:val="bullet"/>
-      <w:lvlText w:val=""/>
-      <w:lvlJc w:val="left"/>
-      <w:pPr>
-        <w:tabs>
-          <w:tab w:val="num" w:pos="4320"/>
-        </w:tabs>
-        <w:ind w:left="4320" w:hanging="360"/>
-      </w:pPr>
-      <w:rPr>
-        <w:rFonts w:ascii="Symbol" w:hAnsi="Symbol" w:hint="default"/>
-        <w:sz w:val="20"/>
-      </w:rPr>
-    </w:lvl>
-    <w:lvl w:ilvl="6" w:tentative="1">
-      <w:start w:val="1"/>
-      <w:numFmt w:val="bullet"/>
-      <w:lvlText w:val=""/>
-      <w:lvlJc w:val="left"/>
-      <w:pPr>
-        <w:tabs>
-          <w:tab w:val="num" w:pos="5040"/>
-        </w:tabs>
-        <w:ind w:left="5040" w:hanging="360"/>
-      </w:pPr>
-      <w:rPr>
-        <w:rFonts w:ascii="Symbol" w:hAnsi="Symbol" w:hint="default"/>
-        <w:sz w:val="20"/>
-      </w:rPr>
-    </w:lvl>
-    <w:lvl w:ilvl="7" w:tentative="1">
-      <w:start w:val="1"/>
-      <w:numFmt w:val="bullet"/>
-      <w:lvlText w:val=""/>
-      <w:lvlJc w:val="left"/>
-      <w:pPr>
-        <w:tabs>
-          <w:tab w:val="num" w:pos="5760"/>
-        </w:tabs>
-        <w:ind w:left="5760" w:hanging="360"/>
-      </w:pPr>
-      <w:rPr>
-        <w:rFonts w:ascii="Symbol" w:hAnsi="Symbol" w:hint="default"/>
-        <w:sz w:val="20"/>
-      </w:rPr>
-    </w:lvl>
-    <w:lvl w:ilvl="8" w:tentative="1">
-      <w:start w:val="1"/>
-      <w:numFmt w:val="bullet"/>
-      <w:lvlText w:val=""/>
-      <w:lvlJc w:val="left"/>
-      <w:pPr>
-        <w:tabs>
-          <w:tab w:val="num" w:pos="6480"/>
-        </w:tabs>
-        <w:ind w:left="6480" w:hanging="360"/>
-      </w:pPr>
-      <w:rPr>
-        <w:rFonts w:ascii="Symbol" w:hAnsi="Symbol" w:hint="default"/>
-        <w:sz w:val="20"/>
-      </w:rPr>
-    </w:lvl>
-  </w:abstractNum>
-  <w:abstractNum w:abstractNumId="30" w15:restartNumberingAfterBreak="0">
+  <w:abstractNum w:abstractNumId="25" w15:restartNumberingAfterBreak="0">
     <w:nsid w:val="73FC68E6"/>
     <w:multiLevelType w:val="hybridMultilevel"/>
     <w:tmpl w:val="2FE4A6A0"/>
@@ -6529,124 +4118,7 @@
       </w:pPr>
     </w:lvl>
   </w:abstractNum>
-  <w:abstractNum w:abstractNumId="31" w15:restartNumberingAfterBreak="0">
-    <w:nsid w:val="78866FDB"/>
-    <w:multiLevelType w:val="multilevel"/>
-    <w:tmpl w:val="F88A75DA"/>
-    <w:lvl w:ilvl="0">
-      <w:start w:val="1"/>
-      <w:numFmt w:val="decimal"/>
-      <w:lvlText w:val="%1."/>
-      <w:lvlJc w:val="left"/>
-      <w:pPr>
-        <w:tabs>
-          <w:tab w:val="num" w:pos="720"/>
-        </w:tabs>
-        <w:ind w:left="720" w:hanging="360"/>
-      </w:pPr>
-    </w:lvl>
-    <w:lvl w:ilvl="1">
-      <w:start w:val="1"/>
-      <w:numFmt w:val="bullet"/>
-      <w:lvlText w:val=""/>
-      <w:lvlJc w:val="left"/>
-      <w:pPr>
-        <w:tabs>
-          <w:tab w:val="num" w:pos="1440"/>
-        </w:tabs>
-        <w:ind w:left="1440" w:hanging="360"/>
-      </w:pPr>
-      <w:rPr>
-        <w:rFonts w:ascii="Symbol" w:hAnsi="Symbol" w:hint="default"/>
-        <w:sz w:val="20"/>
-      </w:rPr>
-    </w:lvl>
-    <w:lvl w:ilvl="2" w:tentative="1">
-      <w:start w:val="1"/>
-      <w:numFmt w:val="decimal"/>
-      <w:lvlText w:val="%3."/>
-      <w:lvlJc w:val="left"/>
-      <w:pPr>
-        <w:tabs>
-          <w:tab w:val="num" w:pos="2160"/>
-        </w:tabs>
-        <w:ind w:left="2160" w:hanging="360"/>
-      </w:pPr>
-    </w:lvl>
-    <w:lvl w:ilvl="3" w:tentative="1">
-      <w:start w:val="1"/>
-      <w:numFmt w:val="decimal"/>
-      <w:lvlText w:val="%4."/>
-      <w:lvlJc w:val="left"/>
-      <w:pPr>
-        <w:tabs>
-          <w:tab w:val="num" w:pos="2880"/>
-        </w:tabs>
-        <w:ind w:left="2880" w:hanging="360"/>
-      </w:pPr>
-    </w:lvl>
-    <w:lvl w:ilvl="4" w:tentative="1">
-      <w:start w:val="1"/>
-      <w:numFmt w:val="decimal"/>
-      <w:lvlText w:val="%5."/>
-      <w:lvlJc w:val="left"/>
-      <w:pPr>
-        <w:tabs>
-          <w:tab w:val="num" w:pos="3600"/>
-        </w:tabs>
-        <w:ind w:left="3600" w:hanging="360"/>
-      </w:pPr>
-    </w:lvl>
-    <w:lvl w:ilvl="5" w:tentative="1">
-      <w:start w:val="1"/>
-      <w:numFmt w:val="decimal"/>
-      <w:lvlText w:val="%6."/>
-      <w:lvlJc w:val="left"/>
-      <w:pPr>
-        <w:tabs>
-          <w:tab w:val="num" w:pos="4320"/>
-        </w:tabs>
-        <w:ind w:left="4320" w:hanging="360"/>
-      </w:pPr>
-    </w:lvl>
-    <w:lvl w:ilvl="6" w:tentative="1">
-      <w:start w:val="1"/>
-      <w:numFmt w:val="decimal"/>
-      <w:lvlText w:val="%7."/>
-      <w:lvlJc w:val="left"/>
-      <w:pPr>
-        <w:tabs>
-          <w:tab w:val="num" w:pos="5040"/>
-        </w:tabs>
-        <w:ind w:left="5040" w:hanging="360"/>
-      </w:pPr>
-    </w:lvl>
-    <w:lvl w:ilvl="7" w:tentative="1">
-      <w:start w:val="1"/>
-      <w:numFmt w:val="decimal"/>
-      <w:lvlText w:val="%8."/>
-      <w:lvlJc w:val="left"/>
-      <w:pPr>
-        <w:tabs>
-          <w:tab w:val="num" w:pos="5760"/>
-        </w:tabs>
-        <w:ind w:left="5760" w:hanging="360"/>
-      </w:pPr>
-    </w:lvl>
-    <w:lvl w:ilvl="8" w:tentative="1">
-      <w:start w:val="1"/>
-      <w:numFmt w:val="decimal"/>
-      <w:lvlText w:val="%9."/>
-      <w:lvlJc w:val="left"/>
-      <w:pPr>
-        <w:tabs>
-          <w:tab w:val="num" w:pos="6480"/>
-        </w:tabs>
-        <w:ind w:left="6480" w:hanging="360"/>
-      </w:pPr>
-    </w:lvl>
-  </w:abstractNum>
-  <w:abstractNum w:abstractNumId="32" w15:restartNumberingAfterBreak="0">
+  <w:abstractNum w:abstractNumId="26" w15:restartNumberingAfterBreak="0">
     <w:nsid w:val="7C260F65"/>
     <w:multiLevelType w:val="multilevel"/>
     <w:tmpl w:val="879A912C"/>
@@ -6760,91 +4232,91 @@
     </w:lvl>
   </w:abstractNum>
   <w:num w:numId="1" w16cid:durableId="1450011580">
-    <w:abstractNumId w:val="16"/>
+    <w:abstractNumId w:val="15"/>
   </w:num>
   <w:num w:numId="2" w16cid:durableId="1070810979">
-    <w:abstractNumId w:val="12"/>
+    <w:abstractNumId w:val="11"/>
   </w:num>
   <w:num w:numId="3" w16cid:durableId="708142554">
-    <w:abstractNumId w:val="10"/>
+    <w:abstractNumId w:val="9"/>
     <w:lvlOverride w:ilvl="0">
       <w:startOverride w:val="1"/>
     </w:lvlOverride>
   </w:num>
   <w:num w:numId="4" w16cid:durableId="977148301">
-    <w:abstractNumId w:val="28"/>
+    <w:abstractNumId w:val="24"/>
     <w:lvlOverride w:ilvl="0">
       <w:startOverride w:val="2"/>
     </w:lvlOverride>
   </w:num>
   <w:num w:numId="5" w16cid:durableId="173805655">
-    <w:abstractNumId w:val="11"/>
+    <w:abstractNumId w:val="10"/>
     <w:lvlOverride w:ilvl="0">
       <w:startOverride w:val="3"/>
     </w:lvlOverride>
   </w:num>
   <w:num w:numId="6" w16cid:durableId="166485610">
-    <w:abstractNumId w:val="25"/>
+    <w:abstractNumId w:val="22"/>
     <w:lvlOverride w:ilvl="0">
       <w:startOverride w:val="4"/>
     </w:lvlOverride>
   </w:num>
   <w:num w:numId="7" w16cid:durableId="1779716830">
-    <w:abstractNumId w:val="26"/>
+    <w:abstractNumId w:val="23"/>
     <w:lvlOverride w:ilvl="0">
       <w:startOverride w:val="5"/>
     </w:lvlOverride>
   </w:num>
   <w:num w:numId="8" w16cid:durableId="646323198">
-    <w:abstractNumId w:val="19"/>
+    <w:abstractNumId w:val="17"/>
     <w:lvlOverride w:ilvl="0">
       <w:startOverride w:val="6"/>
     </w:lvlOverride>
   </w:num>
   <w:num w:numId="9" w16cid:durableId="1204438217">
-    <w:abstractNumId w:val="32"/>
+    <w:abstractNumId w:val="26"/>
     <w:lvlOverride w:ilvl="0">
       <w:startOverride w:val="7"/>
     </w:lvlOverride>
   </w:num>
   <w:num w:numId="10" w16cid:durableId="1418091493">
-    <w:abstractNumId w:val="24"/>
+    <w:abstractNumId w:val="21"/>
   </w:num>
   <w:num w:numId="11" w16cid:durableId="830415593">
-    <w:abstractNumId w:val="7"/>
+    <w:abstractNumId w:val="6"/>
   </w:num>
   <w:num w:numId="12" w16cid:durableId="1437678739">
-    <w:abstractNumId w:val="30"/>
+    <w:abstractNumId w:val="25"/>
   </w:num>
   <w:num w:numId="13" w16cid:durableId="957300187">
     <w:abstractNumId w:val="5"/>
   </w:num>
   <w:num w:numId="14" w16cid:durableId="1100684676">
-    <w:abstractNumId w:val="15"/>
+    <w:abstractNumId w:val="14"/>
   </w:num>
   <w:num w:numId="15" w16cid:durableId="1590506913">
     <w:abstractNumId w:val="4"/>
   </w:num>
   <w:num w:numId="16" w16cid:durableId="903566707">
+    <w:abstractNumId w:val="12"/>
+  </w:num>
+  <w:num w:numId="17" w16cid:durableId="197745068">
+    <w:abstractNumId w:val="20"/>
+  </w:num>
+  <w:num w:numId="18" w16cid:durableId="359627859">
     <w:abstractNumId w:val="13"/>
   </w:num>
-  <w:num w:numId="17" w16cid:durableId="197745068">
-    <w:abstractNumId w:val="23"/>
-  </w:num>
-  <w:num w:numId="18" w16cid:durableId="359627859">
-    <w:abstractNumId w:val="14"/>
-  </w:num>
   <w:num w:numId="19" w16cid:durableId="1728529293">
-    <w:abstractNumId w:val="21"/>
+    <w:abstractNumId w:val="18"/>
   </w:num>
   <w:num w:numId="20" w16cid:durableId="863788876">
     <w:abstractNumId w:val="3"/>
   </w:num>
   <w:num w:numId="21" w16cid:durableId="137579199">
-    <w:abstractNumId w:val="8"/>
+    <w:abstractNumId w:val="7"/>
   </w:num>
   <w:num w:numId="22" w16cid:durableId="1489205848">
-    <w:abstractNumId w:val="22"/>
+    <w:abstractNumId w:val="19"/>
   </w:num>
   <w:num w:numId="23" w16cid:durableId="1342704473">
     <w:abstractNumId w:val="2"/>
@@ -6853,31 +4325,13 @@
     <w:abstractNumId w:val="1"/>
   </w:num>
   <w:num w:numId="25" w16cid:durableId="1464695459">
-    <w:abstractNumId w:val="17"/>
+    <w:abstractNumId w:val="16"/>
   </w:num>
   <w:num w:numId="26" w16cid:durableId="1323506226">
     <w:abstractNumId w:val="0"/>
   </w:num>
   <w:num w:numId="27" w16cid:durableId="397510">
-    <w:abstractNumId w:val="9"/>
-  </w:num>
-  <w:num w:numId="28" w16cid:durableId="1358891991">
-    <w:abstractNumId w:val="29"/>
-  </w:num>
-  <w:num w:numId="29" w16cid:durableId="1401172039">
-    <w:abstractNumId w:val="31"/>
-  </w:num>
-  <w:num w:numId="30" w16cid:durableId="1505784090">
-    <w:abstractNumId w:val="20"/>
-  </w:num>
-  <w:num w:numId="31" w16cid:durableId="1524129814">
-    <w:abstractNumId w:val="18"/>
-  </w:num>
-  <w:num w:numId="32" w16cid:durableId="28115876">
-    <w:abstractNumId w:val="27"/>
-  </w:num>
-  <w:num w:numId="33" w16cid:durableId="1814331014">
-    <w:abstractNumId w:val="6"/>
+    <w:abstractNumId w:val="8"/>
   </w:num>
 </w:numbering>
 </file>
@@ -7283,33 +4737,9 @@
     <w:qFormat/>
     <w:rsid w:val="007503E6"/>
   </w:style>
-  <w:style w:type="paragraph" w:styleId="Heading3">
-    <w:name w:val="heading 3"/>
-    <w:basedOn w:val="Normal"/>
-    <w:next w:val="Normal"/>
-    <w:link w:val="Heading3Char"/>
-    <w:uiPriority w:val="9"/>
-    <w:semiHidden/>
-    <w:unhideWhenUsed/>
-    <w:qFormat/>
-    <w:rsid w:val="00A71224"/>
-    <w:pPr>
-      <w:keepNext/>
-      <w:keepLines/>
-      <w:spacing w:before="40"/>
-      <w:outlineLvl w:val="2"/>
-    </w:pPr>
-    <w:rPr>
-      <w:rFonts w:asciiTheme="majorHAnsi" w:eastAsiaTheme="majorEastAsia" w:hAnsiTheme="majorHAnsi" w:cstheme="majorBidi"/>
-      <w:color w:val="1F3763" w:themeColor="accent1" w:themeShade="7F"/>
-      <w:sz w:val="24"/>
-      <w:szCs w:val="24"/>
-    </w:rPr>
-  </w:style>
   <w:style w:type="character" w:default="1" w:styleId="DefaultParagraphFont">
     <w:name w:val="Default Paragraph Font"/>
     <w:uiPriority w:val="1"/>
-    <w:semiHidden/>
     <w:unhideWhenUsed/>
   </w:style>
   <w:style w:type="table" w:default="1" w:styleId="TableNormal">
@@ -7450,20 +4880,6 @@
     </w:pPr>
     <w:rPr>
       <w:rFonts w:ascii="Times New Roman" w:eastAsia="Times New Roman" w:hAnsi="Times New Roman" w:cs="Times New Roman"/>
-      <w:sz w:val="24"/>
-      <w:szCs w:val="24"/>
-    </w:rPr>
-  </w:style>
-  <w:style w:type="character" w:customStyle="1" w:styleId="Heading3Char">
-    <w:name w:val="Heading 3 Char"/>
-    <w:basedOn w:val="DefaultParagraphFont"/>
-    <w:link w:val="Heading3"/>
-    <w:uiPriority w:val="9"/>
-    <w:semiHidden/>
-    <w:rsid w:val="00A71224"/>
-    <w:rPr>
-      <w:rFonts w:asciiTheme="majorHAnsi" w:eastAsiaTheme="majorEastAsia" w:hAnsiTheme="majorHAnsi" w:cstheme="majorBidi"/>
-      <w:color w:val="1F3763" w:themeColor="accent1" w:themeShade="7F"/>
       <w:sz w:val="24"/>
       <w:szCs w:val="24"/>
     </w:rPr>
@@ -7764,10 +5180,4 @@
     </a:ext>
   </a:extLst>
 </a:theme>
-</file>
-
-<file path=docMetadata/LabelInfo.xml><?xml version="1.0" encoding="utf-8"?>
-<clbl:labelList xmlns:clbl="http://schemas.microsoft.com/office/2020/mipLabelMetadata">
-  <clbl:label id="{87867195-f2b8-4ac2-b0b6-6bb73cb33afc}" enabled="1" method="Privileged" siteId="{72f988bf-86f1-41af-91ab-2d7cd011db47}" contentBits="0" removed="0"/>
-</clbl:labelList>
 </file>